--- a/artifacts/shams_project/M24SHAMS_SOP_ENTERPRISE_STAGING_DATAGUARD_NON_CDB.docx
+++ b/artifacts/shams_project/M24SHAMS_SOP_ENTERPRISE_STAGING_DATAGUARD_NON_CDB.docx
@@ -2311,6 +2311,7 @@
                 <w:b/>
                 <w:sz w:val="15"/>
               </w:rPr>
+              <w:lastRenderedPageBreak/>
               <w:t>Gate</w:t>
             </w:r>
           </w:p>
@@ -2821,6 +2822,7 @@
     </w:p>
     <w:p>
       <w:r>
+        <w:lastRenderedPageBreak/>
         <w:t xml:space="preserve">  'db_create_file_dest',</w:t>
       </w:r>
     </w:p>
@@ -3061,6 +3063,7 @@
     </w:p>
     <w:p>
       <w:r>
+        <w:lastRenderedPageBreak/>
         <w:t>La query V$ENCRYPTION_WALLET puo' generare un warning in alert log anche se</w:t>
       </w:r>
     </w:p>
@@ -3369,42 +3372,87 @@
     </w:p>
     <w:p>
       <w:r>
-        <w:t>5. DB_NAME=M24SHAMS;</w:t>
-      </w:r>
-    </w:p>
-    <w:p>
-      <w:r>
-        <w:t>6. non selezionare Create as Container database;</w:t>
-      </w:r>
-    </w:p>
-    <w:p>
-      <w:r>
-        <w:t>7. storage ASM e OMF su +M24SHAMS_DATA;</w:t>
-      </w:r>
-    </w:p>
-    <w:p>
-      <w:r>
-        <w:t>8. FRA su +M24SHAMS_FRA con dimensione approvata;</w:t>
-      </w:r>
-    </w:p>
-    <w:p>
-      <w:r>
-        <w:t>9. ARCHIVELOG;</w:t>
-      </w:r>
-    </w:p>
-    <w:p>
-      <w:r>
-        <w:t>10. charset AL32UTF8, national charset AL16UTF16;</w:t>
-      </w:r>
-    </w:p>
-    <w:p>
-      <w:r>
-        <w:t>11. solo i componenti richiesti dall'applicazione;</w:t>
-      </w:r>
-    </w:p>
-    <w:p>
-      <w:r>
-        <w:t>12. Generate Database Creation Scripts.</w:t>
+        <w:t>5. Global Database Name M24SHAMSPEC oppure</w:t>
+      </w:r>
+    </w:p>
+    <w:p>
+      <w:r>
+        <w:t xml:space="preserve">   M24SHAMSPEC.&lt;DB_DOMAIN&gt; se il dominio aziendale e' previsto;</w:t>
+      </w:r>
+    </w:p>
+    <w:p>
+      <w:r>
+        <w:t>6. SID M24SHAMSPEC;</w:t>
+      </w:r>
+    </w:p>
+    <w:p>
+      <w:r>
+        <w:t>7. in All Initialization Parameters verifica o imposta</w:t>
+      </w:r>
+    </w:p>
+    <w:p>
+      <w:r>
+        <w:t xml:space="preserve">   DB_NAME=M24SHAMS e DB_UNIQUE_NAME=M24SHAMSPEC, includendoli nello</w:t>
+      </w:r>
+    </w:p>
+    <w:p>
+      <w:r>
+        <w:t xml:space="preserve">   SPFILE;</w:t>
+      </w:r>
+    </w:p>
+    <w:p>
+      <w:r>
+        <w:t>8. non selezionare Create as Container database;</w:t>
+      </w:r>
+    </w:p>
+    <w:p>
+      <w:r>
+        <w:t>9. storage ASM e OMF su +M24SHAMS_DATA;</w:t>
+      </w:r>
+    </w:p>
+    <w:p>
+      <w:r>
+        <w:t>10. FRA su +M24SHAMS_FRA con dimensione approvata;</w:t>
+      </w:r>
+    </w:p>
+    <w:p>
+      <w:r>
+        <w:t>11. ARCHIVELOG;</w:t>
+      </w:r>
+    </w:p>
+    <w:p>
+      <w:r>
+        <w:t>12. charset AL32UTF8, national charset AL16UTF16;</w:t>
+      </w:r>
+    </w:p>
+    <w:p>
+      <w:r>
+        <w:t>13. solo i componenti richiesti dall'applicazione;</w:t>
+      </w:r>
+    </w:p>
+    <w:p>
+      <w:r>
+        <w:t>14. Generate Database Creation Scripts.</w:t>
+      </w:r>
+    </w:p>
+    <w:p>
+      <w:r>
+        <w:t>M24SHAMS e' il nome base condiviso dalla coppia Data Guard.</w:t>
+      </w:r>
+    </w:p>
+    <w:p>
+      <w:r>
+        <w:t>M24SHAMSPEC identifica invece primary, datacenter PE e collaudo C.</w:t>
+      </w:r>
+    </w:p>
+    <w:p>
+      <w:r>
+        <w:t>Lo standby non viene creato con un secondo wizard DBCA: usa</w:t>
+      </w:r>
+    </w:p>
+    <w:p>
+      <w:r>
+        <w:t>DB_UNIQUE_NAME=M24SHAMSSEC e SID M24SHAMSSEC durante il duplicate RMAN.</w:t>
       </w:r>
     </w:p>
     <w:p>
@@ -3425,6 +3473,17 @@
     <w:p>
       <w:r>
         <w:t>• DB_NAME=M24SHAMS;</w:t>
+      </w:r>
+    </w:p>
+    <w:p>
+      <w:r>
+        <w:t>• DB_UNIQUE_NAME=M24SHAMSPEC;</w:t>
+      </w:r>
+    </w:p>
+    <w:p>
+      <w:r>
+        <w:lastRenderedPageBreak/>
+        <w:t>• SID primary M24SHAMSPEC;</w:t>
       </w:r>
     </w:p>
     <w:p>
@@ -3721,6 +3780,7 @@
     </w:p>
     <w:p>
       <w:r>
+        <w:lastRenderedPageBreak/>
         <w:t>Non impostare ancora il trasporto remoto finche' listener, standby e SRL non</w:t>
       </w:r>
     </w:p>
@@ -3990,6 +4050,7 @@
     </w:p>
     <w:p>
       <w:r>
+        <w:lastRenderedPageBreak/>
         <w:t xml:space="preserve">    )</w:t>
       </w:r>
     </w:p>
@@ -4270,6 +4331,7 @@
     </w:p>
     <w:p>
       <w:r>
+        <w:lastRenderedPageBreak/>
         <w:t>db_recovery_file_dest='+M24SHAMS_FRA'</w:t>
       </w:r>
     </w:p>
@@ -4775,6 +4837,7 @@
     </w:p>
     <w:p>
       <w:r>
+        <w:lastRenderedPageBreak/>
         <w:t>Verifica che lo standby abbia cinque SRL da 4G, oppure il numero e la</w:t>
       </w:r>
     </w:p>
@@ -5085,6 +5148,7 @@
     </w:p>
     <w:p>
       <w:r>
+        <w:lastRenderedPageBreak/>
         <w:t>srvctl config database -db M24SHAMSPEC</w:t>
       </w:r>
     </w:p>
@@ -12468,7 +12532,7 @@
     <w:link w:val="Heading1Char"/>
     <w:uiPriority w:val="9"/>
     <w:qFormat/>
-    <w:rsid w:val="00D66291"/>
+    <w:rsid w:val="00D416E1"/>
     <w:pPr>
       <w:keepNext/>
       <w:keepLines/>
@@ -12490,7 +12554,7 @@
     <w:uiPriority w:val="9"/>
     <w:unhideWhenUsed/>
     <w:qFormat/>
-    <w:rsid w:val="00D66291"/>
+    <w:rsid w:val="00D416E1"/>
     <w:pPr>
       <w:keepNext/>
       <w:keepLines/>
@@ -12513,7 +12577,7 @@
     <w:semiHidden/>
     <w:unhideWhenUsed/>
     <w:qFormat/>
-    <w:rsid w:val="00D66291"/>
+    <w:rsid w:val="00D416E1"/>
     <w:pPr>
       <w:keepNext/>
       <w:keepLines/>
@@ -12536,7 +12600,7 @@
     <w:semiHidden/>
     <w:unhideWhenUsed/>
     <w:qFormat/>
-    <w:rsid w:val="00D66291"/>
+    <w:rsid w:val="00D416E1"/>
     <w:pPr>
       <w:keepNext/>
       <w:keepLines/>
@@ -12559,7 +12623,7 @@
     <w:semiHidden/>
     <w:unhideWhenUsed/>
     <w:qFormat/>
-    <w:rsid w:val="00D66291"/>
+    <w:rsid w:val="00D416E1"/>
     <w:pPr>
       <w:keepNext/>
       <w:keepLines/>
@@ -12580,7 +12644,7 @@
     <w:semiHidden/>
     <w:unhideWhenUsed/>
     <w:qFormat/>
-    <w:rsid w:val="00D66291"/>
+    <w:rsid w:val="00D416E1"/>
     <w:pPr>
       <w:keepNext/>
       <w:keepLines/>
@@ -12603,7 +12667,7 @@
     <w:semiHidden/>
     <w:unhideWhenUsed/>
     <w:qFormat/>
-    <w:rsid w:val="00D66291"/>
+    <w:rsid w:val="00D416E1"/>
     <w:pPr>
       <w:keepNext/>
       <w:keepLines/>
@@ -12624,7 +12688,7 @@
     <w:semiHidden/>
     <w:unhideWhenUsed/>
     <w:qFormat/>
-    <w:rsid w:val="00D66291"/>
+    <w:rsid w:val="00D416E1"/>
     <w:pPr>
       <w:keepNext/>
       <w:keepLines/>
@@ -12647,7 +12711,7 @@
     <w:semiHidden/>
     <w:unhideWhenUsed/>
     <w:qFormat/>
-    <w:rsid w:val="00D66291"/>
+    <w:rsid w:val="00D416E1"/>
     <w:pPr>
       <w:keepNext/>
       <w:keepLines/>
@@ -12691,7 +12755,7 @@
     <w:basedOn w:val="DefaultParagraphFont"/>
     <w:link w:val="Heading1"/>
     <w:uiPriority w:val="9"/>
-    <w:rsid w:val="00D66291"/>
+    <w:rsid w:val="00D416E1"/>
     <w:rPr>
       <w:rFonts w:ascii="Aptos Display" w:eastAsiaTheme="majorEastAsia" w:hAnsi="Aptos Display" w:cstheme="majorBidi"/>
       <w:color w:val="003B75"/>
@@ -12704,7 +12768,7 @@
     <w:basedOn w:val="DefaultParagraphFont"/>
     <w:link w:val="Heading2"/>
     <w:uiPriority w:val="9"/>
-    <w:rsid w:val="00D66291"/>
+    <w:rsid w:val="00D416E1"/>
     <w:rPr>
       <w:rFonts w:ascii="Aptos Display" w:eastAsiaTheme="majorEastAsia" w:hAnsi="Aptos Display" w:cstheme="majorBidi"/>
       <w:color w:val="003B75"/>
@@ -12717,7 +12781,7 @@
     <w:link w:val="Heading3"/>
     <w:uiPriority w:val="9"/>
     <w:semiHidden/>
-    <w:rsid w:val="00D66291"/>
+    <w:rsid w:val="00D416E1"/>
     <w:rPr>
       <w:rFonts w:ascii="Aptos Display" w:eastAsiaTheme="majorEastAsia" w:hAnsi="Aptos Display" w:cstheme="majorBidi"/>
       <w:color w:val="003B75"/>
@@ -12731,7 +12795,7 @@
     <w:link w:val="Heading4"/>
     <w:uiPriority w:val="9"/>
     <w:semiHidden/>
-    <w:rsid w:val="00D66291"/>
+    <w:rsid w:val="00D416E1"/>
     <w:rPr>
       <w:rFonts w:eastAsiaTheme="majorEastAsia" w:cstheme="majorBidi"/>
       <w:i/>
@@ -12745,7 +12809,7 @@
     <w:link w:val="Heading5"/>
     <w:uiPriority w:val="9"/>
     <w:semiHidden/>
-    <w:rsid w:val="00D66291"/>
+    <w:rsid w:val="00D416E1"/>
     <w:rPr>
       <w:rFonts w:eastAsiaTheme="majorEastAsia" w:cstheme="majorBidi"/>
       <w:color w:val="0F4761" w:themeColor="accent1" w:themeShade="BF"/>
@@ -12757,7 +12821,7 @@
     <w:link w:val="Heading6"/>
     <w:uiPriority w:val="9"/>
     <w:semiHidden/>
-    <w:rsid w:val="00D66291"/>
+    <w:rsid w:val="00D416E1"/>
     <w:rPr>
       <w:rFonts w:eastAsiaTheme="majorEastAsia" w:cstheme="majorBidi"/>
       <w:i/>
@@ -12771,7 +12835,7 @@
     <w:link w:val="Heading7"/>
     <w:uiPriority w:val="9"/>
     <w:semiHidden/>
-    <w:rsid w:val="00D66291"/>
+    <w:rsid w:val="00D416E1"/>
     <w:rPr>
       <w:rFonts w:eastAsiaTheme="majorEastAsia" w:cstheme="majorBidi"/>
       <w:color w:val="595959" w:themeColor="text1" w:themeTint="A6"/>
@@ -12783,7 +12847,7 @@
     <w:link w:val="Heading8"/>
     <w:uiPriority w:val="9"/>
     <w:semiHidden/>
-    <w:rsid w:val="00D66291"/>
+    <w:rsid w:val="00D416E1"/>
     <w:rPr>
       <w:rFonts w:eastAsiaTheme="majorEastAsia" w:cstheme="majorBidi"/>
       <w:i/>
@@ -12797,7 +12861,7 @@
     <w:link w:val="Heading9"/>
     <w:uiPriority w:val="9"/>
     <w:semiHidden/>
-    <w:rsid w:val="00D66291"/>
+    <w:rsid w:val="00D416E1"/>
     <w:rPr>
       <w:rFonts w:eastAsiaTheme="majorEastAsia" w:cstheme="majorBidi"/>
       <w:color w:val="272727" w:themeColor="text1" w:themeTint="D8"/>
@@ -12810,7 +12874,7 @@
     <w:link w:val="TitleChar"/>
     <w:uiPriority w:val="10"/>
     <w:qFormat/>
-    <w:rsid w:val="00D66291"/>
+    <w:rsid w:val="00D416E1"/>
     <w:pPr>
       <w:spacing w:before="120" w:line="240" w:lineRule="auto"/>
       <w:contextualSpacing/>
@@ -12829,7 +12893,7 @@
     <w:basedOn w:val="DefaultParagraphFont"/>
     <w:link w:val="Title"/>
     <w:uiPriority w:val="10"/>
-    <w:rsid w:val="00D66291"/>
+    <w:rsid w:val="00D416E1"/>
     <w:rPr>
       <w:rFonts w:ascii="Aptos Display" w:eastAsiaTheme="majorEastAsia" w:hAnsi="Aptos Display" w:cstheme="majorBidi"/>
       <w:color w:val="003B75"/>
@@ -12846,7 +12910,7 @@
     <w:link w:val="SubtitleChar"/>
     <w:uiPriority w:val="11"/>
     <w:qFormat/>
-    <w:rsid w:val="00D66291"/>
+    <w:rsid w:val="00D416E1"/>
     <w:pPr>
       <w:numPr>
         <w:ilvl w:val="1"/>
@@ -12865,7 +12929,7 @@
     <w:basedOn w:val="DefaultParagraphFont"/>
     <w:link w:val="Subtitle"/>
     <w:uiPriority w:val="11"/>
-    <w:rsid w:val="00D66291"/>
+    <w:rsid w:val="00D416E1"/>
     <w:rPr>
       <w:rFonts w:eastAsiaTheme="majorEastAsia" w:cstheme="majorBidi"/>
       <w:color w:val="595959" w:themeColor="text1" w:themeTint="A6"/>
@@ -12881,7 +12945,7 @@
     <w:link w:val="QuoteChar"/>
     <w:uiPriority w:val="29"/>
     <w:qFormat/>
-    <w:rsid w:val="00D66291"/>
+    <w:rsid w:val="00D416E1"/>
     <w:pPr>
       <w:spacing w:before="160"/>
       <w:jc w:val="center"/>
@@ -12897,7 +12961,7 @@
     <w:basedOn w:val="DefaultParagraphFont"/>
     <w:link w:val="Quote"/>
     <w:uiPriority w:val="29"/>
-    <w:rsid w:val="00D66291"/>
+    <w:rsid w:val="00D416E1"/>
     <w:rPr>
       <w:i/>
       <w:iCs/>
@@ -12909,7 +12973,7 @@
     <w:basedOn w:val="Normal"/>
     <w:uiPriority w:val="34"/>
     <w:qFormat/>
-    <w:rsid w:val="00D66291"/>
+    <w:rsid w:val="00D416E1"/>
     <w:pPr>
       <w:ind w:left="720"/>
       <w:contextualSpacing/>
@@ -12920,7 +12984,7 @@
     <w:basedOn w:val="DefaultParagraphFont"/>
     <w:uiPriority w:val="21"/>
     <w:qFormat/>
-    <w:rsid w:val="00D66291"/>
+    <w:rsid w:val="00D416E1"/>
     <w:rPr>
       <w:i/>
       <w:iCs/>
@@ -12934,7 +12998,7 @@
     <w:link w:val="IntenseQuoteChar"/>
     <w:uiPriority w:val="30"/>
     <w:qFormat/>
-    <w:rsid w:val="00D66291"/>
+    <w:rsid w:val="00D416E1"/>
     <w:pPr>
       <w:pBdr>
         <w:top w:val="single" w:sz="4" w:space="10" w:color="0F4761" w:themeColor="accent1" w:themeShade="BF"/>
@@ -12955,7 +13019,7 @@
     <w:basedOn w:val="DefaultParagraphFont"/>
     <w:link w:val="IntenseQuote"/>
     <w:uiPriority w:val="30"/>
-    <w:rsid w:val="00D66291"/>
+    <w:rsid w:val="00D416E1"/>
     <w:rPr>
       <w:i/>
       <w:iCs/>
@@ -12967,7 +13031,7 @@
     <w:basedOn w:val="DefaultParagraphFont"/>
     <w:uiPriority w:val="32"/>
     <w:qFormat/>
-    <w:rsid w:val="00D66291"/>
+    <w:rsid w:val="00D416E1"/>
     <w:rPr>
       <w:b/>
       <w:bCs/>
@@ -12982,7 +13046,7 @@
     <w:link w:val="HeaderChar"/>
     <w:uiPriority w:val="99"/>
     <w:unhideWhenUsed/>
-    <w:rsid w:val="00D66291"/>
+    <w:rsid w:val="00D416E1"/>
     <w:pPr>
       <w:tabs>
         <w:tab w:val="center" w:pos="4513"/>
@@ -12996,7 +13060,7 @@
     <w:basedOn w:val="DefaultParagraphFont"/>
     <w:link w:val="Header"/>
     <w:uiPriority w:val="99"/>
-    <w:rsid w:val="00D66291"/>
+    <w:rsid w:val="00D416E1"/>
     <w:rPr>
       <w:rFonts w:ascii="Aptos" w:hAnsi="Aptos"/>
       <w:sz w:val="18"/>
@@ -13008,7 +13072,7 @@
     <w:link w:val="FooterChar"/>
     <w:uiPriority w:val="99"/>
     <w:unhideWhenUsed/>
-    <w:rsid w:val="00D66291"/>
+    <w:rsid w:val="00D416E1"/>
     <w:pPr>
       <w:tabs>
         <w:tab w:val="center" w:pos="4513"/>
@@ -13022,7 +13086,7 @@
     <w:basedOn w:val="DefaultParagraphFont"/>
     <w:link w:val="Footer"/>
     <w:uiPriority w:val="99"/>
-    <w:rsid w:val="00D66291"/>
+    <w:rsid w:val="00D416E1"/>
     <w:rPr>
       <w:rFonts w:ascii="Aptos" w:hAnsi="Aptos"/>
       <w:sz w:val="18"/>
@@ -13032,7 +13096,7 @@
     <w:name w:val="Table Grid"/>
     <w:basedOn w:val="TableNormal"/>
     <w:uiPriority w:val="39"/>
-    <w:rsid w:val="00D66291"/>
+    <w:rsid w:val="00D416E1"/>
     <w:pPr>
       <w:spacing w:after="0" w:line="240" w:lineRule="auto"/>
     </w:pPr>

--- a/artifacts/shams_project/M24SHAMS_SOP_ENTERPRISE_STAGING_DATAGUARD_NON_CDB.docx
+++ b/artifacts/shams_project/M24SHAMS_SOP_ENTERPRISE_STAGING_DATAGUARD_NON_CDB.docx
@@ -3452,7 +3452,22 @@
     </w:p>
     <w:p>
       <w:r>
-        <w:t>DB_UNIQUE_NAME=M24SHAMSSEC e SID M24SHAMSSEC durante il duplicate RMAN.</w:t>
+        <w:t>DB_UNIQUE_NAME=M24SHAMSSEC e SID locale auxiliary M24SHAMSSEC durante il</w:t>
+      </w:r>
+    </w:p>
+    <w:p>
+      <w:r>
+        <w:t>duplicate RMAN.</w:t>
+      </w:r>
+    </w:p>
+    <w:p>
+      <w:r>
+        <w:t>Per verificare ogni scelta GUI usa la</w:t>
+      </w:r>
+    </w:p>
+    <w:p>
+      <w:r>
+        <w:t>matrice campi DBCA.</w:t>
       </w:r>
     </w:p>
     <w:p>
@@ -3482,7 +3497,6 @@
     </w:p>
     <w:p>
       <w:r>
-        <w:lastRenderedPageBreak/>
         <w:t>• SID primary M24SHAMSPEC;</w:t>
       </w:r>
     </w:p>
@@ -3780,7 +3794,6 @@
     </w:p>
     <w:p>
       <w:r>
-        <w:lastRenderedPageBreak/>
         <w:t>Non impostare ancora il trasporto remoto finche' listener, standby e SRL non</w:t>
       </w:r>
     </w:p>
@@ -4050,7 +4063,6 @@
     </w:p>
     <w:p>
       <w:r>
-        <w:lastRenderedPageBreak/>
         <w:t xml:space="preserve">    )</w:t>
       </w:r>
     </w:p>
@@ -4331,7 +4343,6 @@
     </w:p>
     <w:p>
       <w:r>
-        <w:lastRenderedPageBreak/>
         <w:t>db_recovery_file_dest='+M24SHAMS_FRA'</w:t>
       </w:r>
     </w:p>
@@ -4837,7 +4848,6 @@
     </w:p>
     <w:p>
       <w:r>
-        <w:lastRenderedPageBreak/>
         <w:t>Verifica che lo standby abbia cinque SRL da 4G, oppure il numero e la</w:t>
       </w:r>
     </w:p>
@@ -5148,7 +5158,6 @@
     </w:p>
     <w:p>
       <w:r>
-        <w:lastRenderedPageBreak/>
         <w:t>srvctl config database -db M24SHAMSPEC</w:t>
       </w:r>
     </w:p>
@@ -7894,6 +7903,3320 @@
                 <w:sz w:val="15"/>
               </w:rPr>
               <w:t>Change separato dopo stabilizzazione</w:t>
+            </w:r>
+          </w:p>
+        </w:tc>
+      </w:tr>
+    </w:tbl>
+    <w:p/>
+    <w:p>
+      <w:pPr>
+        <w:spacing w:after="160"/>
+      </w:pPr>
+      <w:r>
+        <w:br w:type="page"/>
+      </w:r>
+    </w:p>
+    <w:p>
+      <w:pPr>
+        <w:pStyle w:val="Title"/>
+      </w:pPr>
+      <w:r>
+        <w:t>SHAMS PROJECT: Matrice Campi DBCA PEYTECH Oracle 19c</w:t>
+      </w:r>
+    </w:p>
+    <w:p>
+      <w:pPr>
+        <w:pStyle w:val="Heading1"/>
+      </w:pPr>
+      <w:r>
+        <w:t>Obiettivo operativo</w:t>
+      </w:r>
+    </w:p>
+    <w:p>
+      <w:r>
+        <w:t>Compilare DBCA senza confondere il nome condiviso del database con il nome</w:t>
+      </w:r>
+    </w:p>
+    <w:p>
+      <w:r>
+        <w:t>site-specific della configurazione Data Guard. Questa checklist deriva</w:t>
+      </w:r>
+    </w:p>
+    <w:p>
+      <w:r>
+        <w:t>dall'audit delle schermate DBCA ricevute e dalla baseline PEYTECH adattata a</w:t>
+      </w:r>
+    </w:p>
+    <w:p>
+      <w:r>
+        <w:t>Oracle 19c.</w:t>
+      </w:r>
+    </w:p>
+    <w:p>
+      <w:r>
+        <w:t>DBCA crea soltanto il primary PE. Il physical standby SE viene creato in un</w:t>
+      </w:r>
+    </w:p>
+    <w:p>
+      <w:r>
+        <w:t>secondo momento con RMAN duplicate, non con un altro wizard DBCA indipendente.</w:t>
+      </w:r>
+    </w:p>
+    <w:p>
+      <w:pPr>
+        <w:pStyle w:val="Heading1"/>
+      </w:pPr>
+      <w:r>
+        <w:t>Fonti Oracle ufficiali</w:t>
+      </w:r>
+    </w:p>
+    <w:p>
+      <w:r>
+        <w:t>• Creazione database con DBCA</w:t>
+      </w:r>
+    </w:p>
+    <w:p>
+      <w:r>
+        <w:t>• Naming database e SID</w:t>
+      </w:r>
+    </w:p>
+    <w:p>
+      <w:r>
+        <w:t>• Creazione RAC con DBCA</w:t>
+      </w:r>
+    </w:p>
+    <w:p>
+      <w:pPr>
+        <w:pStyle w:val="Heading1"/>
+      </w:pPr>
+      <w:r>
+        <w:t>Naming da usare</w:t>
+      </w:r>
+    </w:p>
+    <w:p>
+      <w:r>
+        <w:t>Per il collaudo C, il primary e' sul sito PE e lo standby sul sito SE.</w:t>
+      </w:r>
+    </w:p>
+    <w:tbl>
+      <w:tblPr>
+        <w:tblStyle w:val="TableGrid"/>
+        <w:tblW w:w="5000" w:type="pct"/>
+        <w:tblLook w:val="04A0" w:firstRow="1" w:lastRow="0" w:firstColumn="1" w:lastColumn="0" w:noHBand="0" w:noVBand="1"/>
+      </w:tblPr>
+      <w:tblGrid>
+        <w:gridCol w:w="3324"/>
+        <w:gridCol w:w="3326"/>
+        <w:gridCol w:w="3326"/>
+      </w:tblGrid>
+      <w:tr>
+        <w:tc>
+          <w:tcPr>
+            <w:tcW w:w="1666" w:type="pct"/>
+            <w:shd w:val="clear" w:color="auto" w:fill="E6E6E6"/>
+          </w:tcPr>
+          <w:p>
+            <w:pPr>
+              <w:rPr>
+                <w:b/>
+                <w:sz w:val="15"/>
+              </w:rPr>
+            </w:pPr>
+            <w:r>
+              <w:rPr>
+                <w:b/>
+                <w:sz w:val="15"/>
+              </w:rPr>
+              <w:t>Oggetto</w:t>
+            </w:r>
+          </w:p>
+        </w:tc>
+        <w:tc>
+          <w:tcPr>
+            <w:tcW w:w="1667" w:type="pct"/>
+            <w:shd w:val="clear" w:color="auto" w:fill="E6E6E6"/>
+          </w:tcPr>
+          <w:p>
+            <w:pPr>
+              <w:rPr>
+                <w:b/>
+                <w:sz w:val="15"/>
+              </w:rPr>
+            </w:pPr>
+            <w:r>
+              <w:rPr>
+                <w:b/>
+                <w:sz w:val="15"/>
+              </w:rPr>
+              <w:t>Primary PE</w:t>
+            </w:r>
+          </w:p>
+        </w:tc>
+        <w:tc>
+          <w:tcPr>
+            <w:tcW w:w="1667" w:type="pct"/>
+            <w:shd w:val="clear" w:color="auto" w:fill="E6E6E6"/>
+          </w:tcPr>
+          <w:p>
+            <w:pPr>
+              <w:rPr>
+                <w:b/>
+                <w:sz w:val="15"/>
+              </w:rPr>
+            </w:pPr>
+            <w:r>
+              <w:rPr>
+                <w:b/>
+                <w:sz w:val="15"/>
+              </w:rPr>
+              <w:t>Standby SE</w:t>
+            </w:r>
+          </w:p>
+        </w:tc>
+      </w:tr>
+      <w:tr>
+        <w:tc>
+          <w:tcPr>
+            <w:tcW w:w="1666" w:type="pct"/>
+          </w:tcPr>
+          <w:p>
+            <w:pPr>
+              <w:rPr>
+                <w:sz w:val="15"/>
+              </w:rPr>
+            </w:pPr>
+            <w:r>
+              <w:rPr>
+                <w:sz w:val="15"/>
+              </w:rPr>
+              <w:t>Nome base condiviso</w:t>
+            </w:r>
+          </w:p>
+        </w:tc>
+        <w:tc>
+          <w:tcPr>
+            <w:tcW w:w="1667" w:type="pct"/>
+          </w:tcPr>
+          <w:p>
+            <w:pPr>
+              <w:rPr>
+                <w:sz w:val="15"/>
+              </w:rPr>
+            </w:pPr>
+            <w:r>
+              <w:rPr>
+                <w:sz w:val="15"/>
+              </w:rPr>
+              <w:t>M24SHAMS</w:t>
+            </w:r>
+          </w:p>
+        </w:tc>
+        <w:tc>
+          <w:tcPr>
+            <w:tcW w:w="1667" w:type="pct"/>
+          </w:tcPr>
+          <w:p>
+            <w:pPr>
+              <w:rPr>
+                <w:sz w:val="15"/>
+              </w:rPr>
+            </w:pPr>
+            <w:r>
+              <w:rPr>
+                <w:sz w:val="15"/>
+              </w:rPr>
+              <w:t>M24SHAMS</w:t>
+            </w:r>
+          </w:p>
+        </w:tc>
+      </w:tr>
+      <w:tr>
+        <w:tc>
+          <w:tcPr>
+            <w:tcW w:w="1666" w:type="pct"/>
+          </w:tcPr>
+          <w:p>
+            <w:pPr>
+              <w:rPr>
+                <w:sz w:val="15"/>
+              </w:rPr>
+            </w:pPr>
+            <w:r>
+              <w:rPr>
+                <w:sz w:val="15"/>
+              </w:rPr>
+              <w:t>DB_NAME</w:t>
+            </w:r>
+          </w:p>
+        </w:tc>
+        <w:tc>
+          <w:tcPr>
+            <w:tcW w:w="1667" w:type="pct"/>
+          </w:tcPr>
+          <w:p>
+            <w:pPr>
+              <w:rPr>
+                <w:sz w:val="15"/>
+              </w:rPr>
+            </w:pPr>
+            <w:r>
+              <w:rPr>
+                <w:sz w:val="15"/>
+              </w:rPr>
+              <w:t>M24SHAMS</w:t>
+            </w:r>
+          </w:p>
+        </w:tc>
+        <w:tc>
+          <w:tcPr>
+            <w:tcW w:w="1667" w:type="pct"/>
+          </w:tcPr>
+          <w:p>
+            <w:pPr>
+              <w:rPr>
+                <w:sz w:val="15"/>
+              </w:rPr>
+            </w:pPr>
+            <w:r>
+              <w:rPr>
+                <w:sz w:val="15"/>
+              </w:rPr>
+              <w:t>M24SHAMS</w:t>
+            </w:r>
+          </w:p>
+        </w:tc>
+      </w:tr>
+      <w:tr>
+        <w:tc>
+          <w:tcPr>
+            <w:tcW w:w="1666" w:type="pct"/>
+          </w:tcPr>
+          <w:p>
+            <w:pPr>
+              <w:rPr>
+                <w:sz w:val="15"/>
+              </w:rPr>
+            </w:pPr>
+            <w:r>
+              <w:rPr>
+                <w:sz w:val="15"/>
+              </w:rPr>
+              <w:t>DB_UNIQUE_NAME</w:t>
+            </w:r>
+          </w:p>
+        </w:tc>
+        <w:tc>
+          <w:tcPr>
+            <w:tcW w:w="1667" w:type="pct"/>
+          </w:tcPr>
+          <w:p>
+            <w:pPr>
+              <w:rPr>
+                <w:sz w:val="15"/>
+              </w:rPr>
+            </w:pPr>
+            <w:r>
+              <w:rPr>
+                <w:sz w:val="15"/>
+              </w:rPr>
+              <w:t>M24SHAMSPEC</w:t>
+            </w:r>
+          </w:p>
+        </w:tc>
+        <w:tc>
+          <w:tcPr>
+            <w:tcW w:w="1667" w:type="pct"/>
+          </w:tcPr>
+          <w:p>
+            <w:pPr>
+              <w:rPr>
+                <w:sz w:val="15"/>
+              </w:rPr>
+            </w:pPr>
+            <w:r>
+              <w:rPr>
+                <w:sz w:val="15"/>
+              </w:rPr>
+              <w:t>M24SHAMSSEC</w:t>
+            </w:r>
+          </w:p>
+        </w:tc>
+      </w:tr>
+      <w:tr>
+        <w:tc>
+          <w:tcPr>
+            <w:tcW w:w="1666" w:type="pct"/>
+          </w:tcPr>
+          <w:p>
+            <w:pPr>
+              <w:rPr>
+                <w:sz w:val="15"/>
+              </w:rPr>
+            </w:pPr>
+            <w:r>
+              <w:rPr>
+                <w:sz w:val="15"/>
+              </w:rPr>
+              <w:t>Global Database Name DBCA</w:t>
+            </w:r>
+          </w:p>
+        </w:tc>
+        <w:tc>
+          <w:tcPr>
+            <w:tcW w:w="1667" w:type="pct"/>
+          </w:tcPr>
+          <w:p>
+            <w:pPr>
+              <w:rPr>
+                <w:sz w:val="15"/>
+              </w:rPr>
+            </w:pPr>
+            <w:r>
+              <w:rPr>
+                <w:sz w:val="15"/>
+              </w:rPr>
+              <w:t>M24SHAMSPEC[.&lt;DB_DOMAIN&gt;]</w:t>
+            </w:r>
+          </w:p>
+        </w:tc>
+        <w:tc>
+          <w:tcPr>
+            <w:tcW w:w="1667" w:type="pct"/>
+          </w:tcPr>
+          <w:p>
+            <w:pPr>
+              <w:rPr>
+                <w:sz w:val="15"/>
+              </w:rPr>
+            </w:pPr>
+            <w:r>
+              <w:rPr>
+                <w:sz w:val="15"/>
+              </w:rPr>
+              <w:t>N/A: no DBCA</w:t>
+            </w:r>
+          </w:p>
+        </w:tc>
+      </w:tr>
+      <w:tr>
+        <w:tc>
+          <w:tcPr>
+            <w:tcW w:w="1666" w:type="pct"/>
+          </w:tcPr>
+          <w:p>
+            <w:pPr>
+              <w:rPr>
+                <w:sz w:val="15"/>
+              </w:rPr>
+            </w:pPr>
+            <w:r>
+              <w:rPr>
+                <w:sz w:val="15"/>
+              </w:rPr>
+              <w:t>SID DBCA single instance</w:t>
+            </w:r>
+          </w:p>
+        </w:tc>
+        <w:tc>
+          <w:tcPr>
+            <w:tcW w:w="1667" w:type="pct"/>
+          </w:tcPr>
+          <w:p>
+            <w:pPr>
+              <w:rPr>
+                <w:sz w:val="15"/>
+              </w:rPr>
+            </w:pPr>
+            <w:r>
+              <w:rPr>
+                <w:sz w:val="15"/>
+              </w:rPr>
+              <w:t>M24SHAMSPEC</w:t>
+            </w:r>
+          </w:p>
+        </w:tc>
+        <w:tc>
+          <w:tcPr>
+            <w:tcW w:w="1667" w:type="pct"/>
+          </w:tcPr>
+          <w:p>
+            <w:pPr>
+              <w:rPr>
+                <w:sz w:val="15"/>
+              </w:rPr>
+            </w:pPr>
+            <w:r>
+              <w:rPr>
+                <w:sz w:val="15"/>
+              </w:rPr>
+              <w:t>N/A: no DBCA</w:t>
+            </w:r>
+          </w:p>
+        </w:tc>
+      </w:tr>
+      <w:tr>
+        <w:tc>
+          <w:tcPr>
+            <w:tcW w:w="1666" w:type="pct"/>
+          </w:tcPr>
+          <w:p>
+            <w:pPr>
+              <w:rPr>
+                <w:sz w:val="15"/>
+              </w:rPr>
+            </w:pPr>
+            <w:r>
+              <w:rPr>
+                <w:sz w:val="15"/>
+              </w:rPr>
+              <w:t>SID prefix DBCA RAC</w:t>
+            </w:r>
+          </w:p>
+        </w:tc>
+        <w:tc>
+          <w:tcPr>
+            <w:tcW w:w="1667" w:type="pct"/>
+          </w:tcPr>
+          <w:p>
+            <w:pPr>
+              <w:rPr>
+                <w:sz w:val="15"/>
+              </w:rPr>
+            </w:pPr>
+            <w:r>
+              <w:rPr>
+                <w:sz w:val="15"/>
+              </w:rPr>
+              <w:t>M24SHAMSPEC</w:t>
+            </w:r>
+          </w:p>
+        </w:tc>
+        <w:tc>
+          <w:tcPr>
+            <w:tcW w:w="1667" w:type="pct"/>
+          </w:tcPr>
+          <w:p>
+            <w:pPr>
+              <w:rPr>
+                <w:sz w:val="15"/>
+              </w:rPr>
+            </w:pPr>
+            <w:r>
+              <w:rPr>
+                <w:sz w:val="15"/>
+              </w:rPr>
+              <w:t>N/A: no DBCA</w:t>
+            </w:r>
+          </w:p>
+        </w:tc>
+      </w:tr>
+      <w:tr>
+        <w:tc>
+          <w:tcPr>
+            <w:tcW w:w="1666" w:type="pct"/>
+          </w:tcPr>
+          <w:p>
+            <w:pPr>
+              <w:rPr>
+                <w:sz w:val="15"/>
+              </w:rPr>
+            </w:pPr>
+            <w:r>
+              <w:rPr>
+                <w:sz w:val="15"/>
+              </w:rPr>
+              <w:t>SID RAC risultanti</w:t>
+            </w:r>
+          </w:p>
+        </w:tc>
+        <w:tc>
+          <w:tcPr>
+            <w:tcW w:w="1667" w:type="pct"/>
+          </w:tcPr>
+          <w:p>
+            <w:pPr>
+              <w:rPr>
+                <w:sz w:val="15"/>
+              </w:rPr>
+            </w:pPr>
+            <w:r>
+              <w:rPr>
+                <w:sz w:val="15"/>
+              </w:rPr>
+              <w:t>M24SHAMSPEC1, M24SHAMSPEC2</w:t>
+            </w:r>
+          </w:p>
+        </w:tc>
+        <w:tc>
+          <w:tcPr>
+            <w:tcW w:w="1667" w:type="pct"/>
+          </w:tcPr>
+          <w:p>
+            <w:pPr>
+              <w:rPr>
+                <w:sz w:val="15"/>
+              </w:rPr>
+            </w:pPr>
+            <w:r>
+              <w:rPr>
+                <w:sz w:val="15"/>
+              </w:rPr>
+              <w:t>M24SHAMSSEC1, M24SHAMSSEC2</w:t>
+            </w:r>
+          </w:p>
+        </w:tc>
+      </w:tr>
+      <w:tr>
+        <w:tc>
+          <w:tcPr>
+            <w:tcW w:w="1666" w:type="pct"/>
+          </w:tcPr>
+          <w:p>
+            <w:pPr>
+              <w:rPr>
+                <w:sz w:val="15"/>
+              </w:rPr>
+            </w:pPr>
+            <w:r>
+              <w:rPr>
+                <w:sz w:val="15"/>
+              </w:rPr>
+              <w:t>SID locale auxiliary single</w:t>
+            </w:r>
+          </w:p>
+        </w:tc>
+        <w:tc>
+          <w:tcPr>
+            <w:tcW w:w="1667" w:type="pct"/>
+          </w:tcPr>
+          <w:p>
+            <w:pPr>
+              <w:rPr>
+                <w:sz w:val="15"/>
+              </w:rPr>
+            </w:pPr>
+            <w:r>
+              <w:rPr>
+                <w:sz w:val="15"/>
+              </w:rPr>
+              <w:t>N/A</w:t>
+            </w:r>
+          </w:p>
+        </w:tc>
+        <w:tc>
+          <w:tcPr>
+            <w:tcW w:w="1667" w:type="pct"/>
+          </w:tcPr>
+          <w:p>
+            <w:pPr>
+              <w:rPr>
+                <w:sz w:val="15"/>
+              </w:rPr>
+            </w:pPr>
+            <w:r>
+              <w:rPr>
+                <w:sz w:val="15"/>
+              </w:rPr>
+              <w:t>M24SHAMSSEC</w:t>
+            </w:r>
+          </w:p>
+        </w:tc>
+      </w:tr>
+    </w:tbl>
+    <w:p/>
+    <w:p>
+      <w:r>
+        <w:t>La regola PEYTECH e':</w:t>
+      </w:r>
+    </w:p>
+    <w:p>
+      <w:pPr>
+        <w:shd w:val="clear" w:color="auto" w:fill="F2F2F2"/>
+        <w:spacing w:after="80"/>
+        <w:rPr>
+          <w:rFonts w:ascii="Consolas" w:hAnsi="Consolas"/>
+          <w:sz w:val="14"/>
+        </w:rPr>
+      </w:pPr>
+      <w:r>
+        <w:rPr>
+          <w:rFonts w:ascii="Consolas" w:hAnsi="Consolas"/>
+          <w:sz w:val="14"/>
+        </w:rPr>
+        <w:t>DB_UNIQUE_NAME = &lt;NOME_BASE&gt;&lt;DATACENTER&gt;&lt;AMBIENTE&gt;</w:t>
+      </w:r>
+    </w:p>
+    <w:p>
+      <w:r>
+        <w:t>Per questo change:</w:t>
+      </w:r>
+    </w:p>
+    <w:p>
+      <w:r>
+        <w:t>M24SHAMS + PE + C = M24SHAMSPEC</w:t>
+      </w:r>
+    </w:p>
+    <w:p>
+      <w:pPr>
+        <w:shd w:val="clear" w:color="auto" w:fill="F2F2F2"/>
+        <w:spacing w:after="80"/>
+        <w:rPr>
+          <w:rFonts w:ascii="Consolas" w:hAnsi="Consolas"/>
+          <w:sz w:val="14"/>
+        </w:rPr>
+      </w:pPr>
+      <w:r>
+        <w:rPr>
+          <w:rFonts w:ascii="Consolas" w:hAnsi="Consolas"/>
+          <w:sz w:val="14"/>
+        </w:rPr>
+        <w:t>M24SHAMS + SE + C = M24SHAMSSEC</w:t>
+      </w:r>
+    </w:p>
+    <w:p>
+      <w:r>
+        <w:t>Per questo standard PEYTECH il SID single inserito in DBCA e' site-specific:</w:t>
+      </w:r>
+    </w:p>
+    <w:p>
+      <w:r>
+        <w:t>M24SHAMSPEC. Anche il SID prefix RAC e' site-specific; DBCA aggiunge il</w:t>
+      </w:r>
+    </w:p>
+    <w:p>
+      <w:r>
+        <w:t>numero di istanza e crea M24SHAMSPEC1 e M24SHAMSPEC2.</w:t>
+      </w:r>
+    </w:p>
+    <w:p>
+      <w:pPr>
+        <w:pStyle w:val="Heading1"/>
+      </w:pPr>
+      <w:r>
+        <w:t>Preflight</w:t>
+      </w:r>
+    </w:p>
+    <w:p>
+      <w:r>
+        <w:t>Prima di aprire DBCA raccogli dal database di riferimento i parametri</w:t>
+      </w:r>
+    </w:p>
+    <w:p>
+      <w:r>
+        <w:t>approvati. Non copiare valori di sizing da una schermata senza evidenza.</w:t>
+      </w:r>
+    </w:p>
+    <w:p>
+      <w:r>
+        <w:t>SELECT name, db_unique_name, log_mode</w:t>
+      </w:r>
+    </w:p>
+    <w:p>
+      <w:r>
+        <w:t>FROM v$database;</w:t>
+      </w:r>
+    </w:p>
+    <w:p/>
+    <w:p>
+      <w:r>
+        <w:t>SELECT name, display_value</w:t>
+      </w:r>
+    </w:p>
+    <w:p>
+      <w:r>
+        <w:t>FROM v$parameter</w:t>
+      </w:r>
+    </w:p>
+    <w:p>
+      <w:r>
+        <w:t>WHERE name IN (</w:t>
+      </w:r>
+    </w:p>
+    <w:p>
+      <w:r>
+        <w:t xml:space="preserve">  'sga_target',</w:t>
+      </w:r>
+    </w:p>
+    <w:p>
+      <w:r>
+        <w:t xml:space="preserve">  'sga_max_size',</w:t>
+      </w:r>
+    </w:p>
+    <w:p>
+      <w:r>
+        <w:t xml:space="preserve">  'pga_aggregate_target',</w:t>
+      </w:r>
+    </w:p>
+    <w:p>
+      <w:r>
+        <w:t xml:space="preserve">  'processes',</w:t>
+      </w:r>
+    </w:p>
+    <w:p>
+      <w:r>
+        <w:t xml:space="preserve">  'sessions',</w:t>
+      </w:r>
+    </w:p>
+    <w:p>
+      <w:r>
+        <w:t xml:space="preserve">  'open_cursors',</w:t>
+      </w:r>
+    </w:p>
+    <w:p>
+      <w:r>
+        <w:t xml:space="preserve">  'db_block_size',</w:t>
+      </w:r>
+    </w:p>
+    <w:p>
+      <w:r>
+        <w:t xml:space="preserve">  'db_recovery_file_dest',</w:t>
+      </w:r>
+    </w:p>
+    <w:p>
+      <w:r>
+        <w:t xml:space="preserve">  'db_recovery_file_dest_size',</w:t>
+      </w:r>
+    </w:p>
+    <w:p>
+      <w:r>
+        <w:t xml:space="preserve">  'log_archive_format'</w:t>
+      </w:r>
+    </w:p>
+    <w:p>
+      <w:r>
+        <w:t>)</w:t>
+      </w:r>
+    </w:p>
+    <w:p>
+      <w:r>
+        <w:t>ORDER BY name;</w:t>
+      </w:r>
+    </w:p>
+    <w:p/>
+    <w:p>
+      <w:r>
+        <w:t>SELECT parameter, value</w:t>
+      </w:r>
+    </w:p>
+    <w:p>
+      <w:r>
+        <w:t>FROM nls_database_parameters</w:t>
+      </w:r>
+    </w:p>
+    <w:p>
+      <w:r>
+        <w:t>WHERE parameter IN (</w:t>
+      </w:r>
+    </w:p>
+    <w:p>
+      <w:r>
+        <w:t xml:space="preserve">  'NLS_CHARACTERSET',</w:t>
+      </w:r>
+    </w:p>
+    <w:p>
+      <w:r>
+        <w:t xml:space="preserve">  'NLS_NCHAR_CHARACTERSET',</w:t>
+      </w:r>
+    </w:p>
+    <w:p>
+      <w:r>
+        <w:t xml:space="preserve">  'NLS_LANGUAGE',</w:t>
+      </w:r>
+    </w:p>
+    <w:p>
+      <w:r>
+        <w:t xml:space="preserve">  'NLS_TERRITORY'</w:t>
+      </w:r>
+    </w:p>
+    <w:p>
+      <w:r>
+        <w:t>)</w:t>
+      </w:r>
+    </w:p>
+    <w:p>
+      <w:r>
+        <w:t>ORDER BY parameter;</w:t>
+      </w:r>
+    </w:p>
+    <w:p/>
+    <w:p>
+      <w:r>
+        <w:t>SELECT DBMS_XDB_CONFIG.GETHTTPSPORT() AS em_express_https_port</w:t>
+      </w:r>
+    </w:p>
+    <w:p>
+      <w:r>
+        <w:t>FROM dual;</w:t>
+      </w:r>
+    </w:p>
+    <w:p/>
+    <w:p>
+      <w:r>
+        <w:t>SELECT username, account_status</w:t>
+      </w:r>
+    </w:p>
+    <w:p>
+      <w:r>
+        <w:t>FROM dba_users</w:t>
+      </w:r>
+    </w:p>
+    <w:p>
+      <w:r>
+        <w:t>WHERE username IN ('DBSNMP', 'SYSMAN')</w:t>
+      </w:r>
+    </w:p>
+    <w:p>
+      <w:r>
+        <w:t>ORDER BY username;</w:t>
+      </w:r>
+    </w:p>
+    <w:p/>
+    <w:p>
+      <w:r>
+        <w:t>SELECT group#, thread#, bytes / 1024 / 1024 AS mb, members, status</w:t>
+      </w:r>
+    </w:p>
+    <w:p>
+      <w:r>
+        <w:t>FROM v$log</w:t>
+      </w:r>
+    </w:p>
+    <w:p>
+      <w:pPr>
+        <w:shd w:val="clear" w:color="auto" w:fill="F2F2F2"/>
+        <w:spacing w:after="80"/>
+        <w:rPr>
+          <w:rFonts w:ascii="Consolas" w:hAnsi="Consolas"/>
+          <w:sz w:val="14"/>
+        </w:rPr>
+      </w:pPr>
+      <w:r>
+        <w:rPr>
+          <w:rFonts w:ascii="Consolas" w:hAnsi="Consolas"/>
+          <w:sz w:val="14"/>
+        </w:rPr>
+        <w:t>ORDER BY thread#, group#;</w:t>
+      </w:r>
+    </w:p>
+    <w:p>
+      <w:r>
+        <w:t>Registra nel change:</w:t>
+      </w:r>
+    </w:p>
+    <w:p>
+      <w:r>
+        <w:t>• RAM host e sizing SGA/PGA approvato;</w:t>
+      </w:r>
+    </w:p>
+    <w:p>
+      <w:r>
+        <w:t>• FRA bytes disponibili sul diskgroup dedicato;</w:t>
+      </w:r>
+    </w:p>
+    <w:p>
+      <w:r>
+        <w:t>• quattro online redo log group da 4G per thread come baseline iniziale,</w:t>
+      </w:r>
+    </w:p>
+    <w:p>
+      <w:r>
+        <w:t xml:space="preserve">  da validare sul carico;</w:t>
+      </w:r>
+    </w:p>
+    <w:p>
+      <w:r>
+        <w:t>• componenti richiesti realmente dall'applicazione;</w:t>
+      </w:r>
+    </w:p>
+    <w:p>
+      <w:r>
+        <w:t>• uso o meno di EM Express e Cloud Control;</w:t>
+      </w:r>
+    </w:p>
+    <w:p>
+      <w:r>
+        <w:t>• blueprint selezionato: S1, S2, S3 oppure S4.</w:t>
+      </w:r>
+    </w:p>
+    <w:p>
+      <w:pPr>
+        <w:pStyle w:val="Heading1"/>
+      </w:pPr>
+      <w:r>
+        <w:t>Procedura operativa</w:t>
+      </w:r>
+    </w:p>
+    <w:p>
+      <w:pPr>
+        <w:pStyle w:val="Heading2"/>
+      </w:pPr>
+      <w:r>
+        <w:t>1. Avvio corretto</w:t>
+      </w:r>
+    </w:p>
+    <w:p>
+      <w:r>
+        <w:t>Avvia DBCA dal Database Home:</w:t>
+      </w:r>
+    </w:p>
+    <w:p>
+      <w:r>
+        <w:t>export ORACLE_BASE=&lt;ORACLE_BASE&gt;</w:t>
+      </w:r>
+    </w:p>
+    <w:p>
+      <w:r>
+        <w:t>export ORACLE_HOME=&lt;ORACLE_HOME&gt;</w:t>
+      </w:r>
+    </w:p>
+    <w:p>
+      <w:r>
+        <w:t>export PATH="$ORACLE_HOME/bin:$PATH"</w:t>
+      </w:r>
+    </w:p>
+    <w:p>
+      <w:pPr>
+        <w:shd w:val="clear" w:color="auto" w:fill="F2F2F2"/>
+        <w:spacing w:after="80"/>
+        <w:rPr>
+          <w:rFonts w:ascii="Consolas" w:hAnsi="Consolas"/>
+          <w:sz w:val="14"/>
+        </w:rPr>
+      </w:pPr>
+      <w:r>
+        <w:rPr>
+          <w:rFonts w:ascii="Consolas" w:hAnsi="Consolas"/>
+          <w:sz w:val="14"/>
+        </w:rPr>
+        <w:t>dbca</w:t>
+      </w:r>
+    </w:p>
+    <w:p>
+      <w:r>
+        <w:t>Non usare Typical configuration. Seleziona Advanced configuration per</w:t>
+      </w:r>
+    </w:p>
+    <w:p>
+      <w:r>
+        <w:t>controllare template, storage, componenti, parametri e script generati.</w:t>
+      </w:r>
+    </w:p>
+    <w:p>
+      <w:pPr>
+        <w:pStyle w:val="Heading2"/>
+      </w:pPr>
+      <w:r>
+        <w:t>2. Matrice schermata-per-schermata</w:t>
+      </w:r>
+    </w:p>
+    <w:tbl>
+      <w:tblPr>
+        <w:tblStyle w:val="TableGrid"/>
+        <w:tblW w:w="5000" w:type="pct"/>
+        <w:tblLook w:val="04A0" w:firstRow="1" w:lastRow="0" w:firstColumn="1" w:lastColumn="0" w:noHBand="0" w:noVBand="1"/>
+      </w:tblPr>
+      <w:tblGrid>
+        <w:gridCol w:w="3324"/>
+        <w:gridCol w:w="3326"/>
+        <w:gridCol w:w="3326"/>
+      </w:tblGrid>
+      <w:tr>
+        <w:tc>
+          <w:tcPr>
+            <w:tcW w:w="1666" w:type="pct"/>
+            <w:shd w:val="clear" w:color="auto" w:fill="E6E6E6"/>
+          </w:tcPr>
+          <w:p>
+            <w:pPr>
+              <w:rPr>
+                <w:b/>
+                <w:sz w:val="15"/>
+              </w:rPr>
+            </w:pPr>
+            <w:r>
+              <w:rPr>
+                <w:b/>
+                <w:sz w:val="15"/>
+              </w:rPr>
+              <w:t>Schermata DBCA</w:t>
+            </w:r>
+          </w:p>
+        </w:tc>
+        <w:tc>
+          <w:tcPr>
+            <w:tcW w:w="1667" w:type="pct"/>
+            <w:shd w:val="clear" w:color="auto" w:fill="E6E6E6"/>
+          </w:tcPr>
+          <w:p>
+            <w:pPr>
+              <w:rPr>
+                <w:b/>
+                <w:sz w:val="15"/>
+              </w:rPr>
+            </w:pPr>
+            <w:r>
+              <w:rPr>
+                <w:b/>
+                <w:sz w:val="15"/>
+              </w:rPr>
+              <w:t>Scelta approvata</w:t>
+            </w:r>
+          </w:p>
+        </w:tc>
+        <w:tc>
+          <w:tcPr>
+            <w:tcW w:w="1667" w:type="pct"/>
+            <w:shd w:val="clear" w:color="auto" w:fill="E6E6E6"/>
+          </w:tcPr>
+          <w:p>
+            <w:pPr>
+              <w:rPr>
+                <w:b/>
+                <w:sz w:val="15"/>
+              </w:rPr>
+            </w:pPr>
+            <w:r>
+              <w:rPr>
+                <w:b/>
+                <w:sz w:val="15"/>
+              </w:rPr>
+              <w:t>Verifica operativa</w:t>
+            </w:r>
+          </w:p>
+        </w:tc>
+      </w:tr>
+      <w:tr>
+        <w:tc>
+          <w:tcPr>
+            <w:tcW w:w="1666" w:type="pct"/>
+          </w:tcPr>
+          <w:p>
+            <w:pPr>
+              <w:rPr>
+                <w:sz w:val="15"/>
+              </w:rPr>
+            </w:pPr>
+            <w:r>
+              <w:rPr>
+                <w:sz w:val="15"/>
+              </w:rPr>
+              <w:t>Creation Mode</w:t>
+            </w:r>
+          </w:p>
+        </w:tc>
+        <w:tc>
+          <w:tcPr>
+            <w:tcW w:w="1667" w:type="pct"/>
+          </w:tcPr>
+          <w:p>
+            <w:pPr>
+              <w:rPr>
+                <w:sz w:val="15"/>
+              </w:rPr>
+            </w:pPr>
+            <w:r>
+              <w:rPr>
+                <w:sz w:val="15"/>
+              </w:rPr>
+              <w:t>Advanced configuration</w:t>
+            </w:r>
+          </w:p>
+        </w:tc>
+        <w:tc>
+          <w:tcPr>
+            <w:tcW w:w="1667" w:type="pct"/>
+          </w:tcPr>
+          <w:p>
+            <w:pPr>
+              <w:rPr>
+                <w:sz w:val="15"/>
+              </w:rPr>
+            </w:pPr>
+            <w:r>
+              <w:rPr>
+                <w:sz w:val="15"/>
+              </w:rPr>
+              <w:t>Non usare il percorso Typical configuration.</w:t>
+            </w:r>
+          </w:p>
+        </w:tc>
+      </w:tr>
+      <w:tr>
+        <w:tc>
+          <w:tcPr>
+            <w:tcW w:w="1666" w:type="pct"/>
+          </w:tcPr>
+          <w:p>
+            <w:pPr>
+              <w:rPr>
+                <w:sz w:val="15"/>
+              </w:rPr>
+            </w:pPr>
+            <w:r>
+              <w:rPr>
+                <w:sz w:val="15"/>
+              </w:rPr>
+              <w:t>Deployment Type</w:t>
+            </w:r>
+          </w:p>
+        </w:tc>
+        <w:tc>
+          <w:tcPr>
+            <w:tcW w:w="1667" w:type="pct"/>
+          </w:tcPr>
+          <w:p>
+            <w:pPr>
+              <w:rPr>
+                <w:sz w:val="15"/>
+              </w:rPr>
+            </w:pPr>
+            <w:r>
+              <w:rPr>
+                <w:sz w:val="15"/>
+              </w:rPr>
+              <w:t>Single instance per S1/S2; RAC per S3/S4</w:t>
+            </w:r>
+          </w:p>
+        </w:tc>
+        <w:tc>
+          <w:tcPr>
+            <w:tcW w:w="1667" w:type="pct"/>
+          </w:tcPr>
+          <w:p>
+            <w:pPr>
+              <w:rPr>
+                <w:sz w:val="15"/>
+              </w:rPr>
+            </w:pPr>
+            <w:r>
+              <w:rPr>
+                <w:sz w:val="15"/>
+              </w:rPr>
+              <w:t>Per RAC usare configurazione admin-managed e selezionare entrambi i nodi.</w:t>
+            </w:r>
+          </w:p>
+        </w:tc>
+      </w:tr>
+      <w:tr>
+        <w:tc>
+          <w:tcPr>
+            <w:tcW w:w="1666" w:type="pct"/>
+          </w:tcPr>
+          <w:p>
+            <w:pPr>
+              <w:rPr>
+                <w:sz w:val="15"/>
+              </w:rPr>
+            </w:pPr>
+            <w:r>
+              <w:rPr>
+                <w:sz w:val="15"/>
+              </w:rPr>
+              <w:t>Template</w:t>
+            </w:r>
+          </w:p>
+        </w:tc>
+        <w:tc>
+          <w:tcPr>
+            <w:tcW w:w="1667" w:type="pct"/>
+          </w:tcPr>
+          <w:p>
+            <w:pPr>
+              <w:rPr>
+                <w:sz w:val="15"/>
+              </w:rPr>
+            </w:pPr>
+            <w:r>
+              <w:rPr>
+                <w:sz w:val="15"/>
+              </w:rPr>
+              <w:t>Custom Database</w:t>
+            </w:r>
+          </w:p>
+        </w:tc>
+        <w:tc>
+          <w:tcPr>
+            <w:tcW w:w="1667" w:type="pct"/>
+          </w:tcPr>
+          <w:p>
+            <w:pPr>
+              <w:rPr>
+                <w:sz w:val="15"/>
+              </w:rPr>
+            </w:pPr>
+            <w:r>
+              <w:rPr>
+                <w:sz w:val="15"/>
+              </w:rPr>
+              <w:t>Evita template con datafile precostituiti quando serve controllo completo della creazione.</w:t>
+            </w:r>
+          </w:p>
+        </w:tc>
+      </w:tr>
+      <w:tr>
+        <w:tc>
+          <w:tcPr>
+            <w:tcW w:w="1666" w:type="pct"/>
+          </w:tcPr>
+          <w:p>
+            <w:pPr>
+              <w:rPr>
+                <w:sz w:val="15"/>
+              </w:rPr>
+            </w:pPr>
+            <w:r>
+              <w:rPr>
+                <w:sz w:val="15"/>
+              </w:rPr>
+              <w:t>Database Identification, Global Database Name</w:t>
+            </w:r>
+          </w:p>
+        </w:tc>
+        <w:tc>
+          <w:tcPr>
+            <w:tcW w:w="1667" w:type="pct"/>
+          </w:tcPr>
+          <w:p>
+            <w:pPr>
+              <w:rPr>
+                <w:sz w:val="15"/>
+              </w:rPr>
+            </w:pPr>
+            <w:r>
+              <w:rPr>
+                <w:sz w:val="15"/>
+              </w:rPr>
+              <w:t>M24SHAMSPEC[.&lt;DB_DOMAIN&gt;]</w:t>
+            </w:r>
+          </w:p>
+        </w:tc>
+        <w:tc>
+          <w:tcPr>
+            <w:tcW w:w="1667" w:type="pct"/>
+          </w:tcPr>
+          <w:p>
+            <w:pPr>
+              <w:rPr>
+                <w:sz w:val="15"/>
+              </w:rPr>
+            </w:pPr>
+            <w:r>
+              <w:rPr>
+                <w:sz w:val="15"/>
+              </w:rPr>
+              <w:t>Contiene nome base, sito primary PE e ambiente collaudo C.</w:t>
+            </w:r>
+          </w:p>
+        </w:tc>
+      </w:tr>
+      <w:tr>
+        <w:tc>
+          <w:tcPr>
+            <w:tcW w:w="1666" w:type="pct"/>
+          </w:tcPr>
+          <w:p>
+            <w:pPr>
+              <w:rPr>
+                <w:sz w:val="15"/>
+              </w:rPr>
+            </w:pPr>
+            <w:r>
+              <w:rPr>
+                <w:sz w:val="15"/>
+              </w:rPr>
+              <w:t>Database Identification, single instance SID</w:t>
+            </w:r>
+          </w:p>
+        </w:tc>
+        <w:tc>
+          <w:tcPr>
+            <w:tcW w:w="1667" w:type="pct"/>
+          </w:tcPr>
+          <w:p>
+            <w:pPr>
+              <w:rPr>
+                <w:sz w:val="15"/>
+              </w:rPr>
+            </w:pPr>
+            <w:r>
+              <w:rPr>
+                <w:sz w:val="15"/>
+              </w:rPr>
+              <w:t>M24SHAMSPEC</w:t>
+            </w:r>
+          </w:p>
+        </w:tc>
+        <w:tc>
+          <w:tcPr>
+            <w:tcW w:w="1667" w:type="pct"/>
+          </w:tcPr>
+          <w:p>
+            <w:pPr>
+              <w:rPr>
+                <w:sz w:val="15"/>
+              </w:rPr>
+            </w:pPr>
+            <w:r>
+              <w:rPr>
+                <w:sz w:val="15"/>
+              </w:rPr>
+              <w:t>Segue la convenzione site-specific PEYTECH.</w:t>
+            </w:r>
+          </w:p>
+        </w:tc>
+      </w:tr>
+      <w:tr>
+        <w:tc>
+          <w:tcPr>
+            <w:tcW w:w="1666" w:type="pct"/>
+          </w:tcPr>
+          <w:p>
+            <w:pPr>
+              <w:rPr>
+                <w:sz w:val="15"/>
+              </w:rPr>
+            </w:pPr>
+            <w:r>
+              <w:rPr>
+                <w:sz w:val="15"/>
+              </w:rPr>
+              <w:t>Database Identification, RAC SID prefix</w:t>
+            </w:r>
+          </w:p>
+        </w:tc>
+        <w:tc>
+          <w:tcPr>
+            <w:tcW w:w="1667" w:type="pct"/>
+          </w:tcPr>
+          <w:p>
+            <w:pPr>
+              <w:rPr>
+                <w:sz w:val="15"/>
+              </w:rPr>
+            </w:pPr>
+            <w:r>
+              <w:rPr>
+                <w:sz w:val="15"/>
+              </w:rPr>
+              <w:t>M24SHAMSPEC</w:t>
+            </w:r>
+          </w:p>
+        </w:tc>
+        <w:tc>
+          <w:tcPr>
+            <w:tcW w:w="1667" w:type="pct"/>
+          </w:tcPr>
+          <w:p>
+            <w:pPr>
+              <w:rPr>
+                <w:sz w:val="15"/>
+              </w:rPr>
+            </w:pPr>
+            <w:r>
+              <w:rPr>
+                <w:sz w:val="15"/>
+              </w:rPr>
+              <w:t>DBCA crea M24SHAMSPEC1 e M24SHAMSPEC2.</w:t>
+            </w:r>
+          </w:p>
+        </w:tc>
+      </w:tr>
+      <w:tr>
+        <w:tc>
+          <w:tcPr>
+            <w:tcW w:w="1666" w:type="pct"/>
+          </w:tcPr>
+          <w:p>
+            <w:pPr>
+              <w:rPr>
+                <w:sz w:val="15"/>
+              </w:rPr>
+            </w:pPr>
+            <w:r>
+              <w:rPr>
+                <w:sz w:val="15"/>
+              </w:rPr>
+              <w:t>Container database</w:t>
+            </w:r>
+          </w:p>
+        </w:tc>
+        <w:tc>
+          <w:tcPr>
+            <w:tcW w:w="1667" w:type="pct"/>
+          </w:tcPr>
+          <w:p>
+            <w:pPr>
+              <w:rPr>
+                <w:sz w:val="15"/>
+              </w:rPr>
+            </w:pPr>
+            <w:r>
+              <w:rPr>
+                <w:sz w:val="15"/>
+              </w:rPr>
+              <w:t>Disabilitato per S1/S3; abilitato per S2/S4</w:t>
+            </w:r>
+          </w:p>
+        </w:tc>
+        <w:tc>
+          <w:tcPr>
+            <w:tcW w:w="1667" w:type="pct"/>
+          </w:tcPr>
+          <w:p>
+            <w:pPr>
+              <w:rPr>
+                <w:sz w:val="15"/>
+              </w:rPr>
+            </w:pPr>
+            <w:r>
+              <w:rPr>
+                <w:sz w:val="15"/>
+              </w:rPr>
+              <w:t>Per CDB creare la PDB iniziale M24SHAMSC_APP.</w:t>
+            </w:r>
+          </w:p>
+        </w:tc>
+      </w:tr>
+      <w:tr>
+        <w:tc>
+          <w:tcPr>
+            <w:tcW w:w="1666" w:type="pct"/>
+          </w:tcPr>
+          <w:p>
+            <w:pPr>
+              <w:rPr>
+                <w:sz w:val="15"/>
+              </w:rPr>
+            </w:pPr>
+            <w:r>
+              <w:rPr>
+                <w:sz w:val="15"/>
+              </w:rPr>
+              <w:t>Storage Option</w:t>
+            </w:r>
+          </w:p>
+        </w:tc>
+        <w:tc>
+          <w:tcPr>
+            <w:tcW w:w="1667" w:type="pct"/>
+          </w:tcPr>
+          <w:p>
+            <w:pPr>
+              <w:rPr>
+                <w:sz w:val="15"/>
+              </w:rPr>
+            </w:pPr>
+            <w:r>
+              <w:rPr>
+                <w:sz w:val="15"/>
+              </w:rPr>
+              <w:t>ASM con OMF su +M24SHAMS_DATA</w:t>
+            </w:r>
+          </w:p>
+        </w:tc>
+        <w:tc>
+          <w:tcPr>
+            <w:tcW w:w="1667" w:type="pct"/>
+          </w:tcPr>
+          <w:p>
+            <w:pPr>
+              <w:rPr>
+                <w:sz w:val="15"/>
+              </w:rPr>
+            </w:pPr>
+            <w:r>
+              <w:rPr>
+                <w:sz w:val="15"/>
+              </w:rPr>
+              <w:t>Revisionare control file e redo multiplexati tra DATA e FRA.</w:t>
+            </w:r>
+          </w:p>
+        </w:tc>
+      </w:tr>
+      <w:tr>
+        <w:tc>
+          <w:tcPr>
+            <w:tcW w:w="1666" w:type="pct"/>
+          </w:tcPr>
+          <w:p>
+            <w:pPr>
+              <w:rPr>
+                <w:sz w:val="15"/>
+              </w:rPr>
+            </w:pPr>
+            <w:r>
+              <w:rPr>
+                <w:sz w:val="15"/>
+              </w:rPr>
+              <w:t>Fast Recovery Option</w:t>
+            </w:r>
+          </w:p>
+        </w:tc>
+        <w:tc>
+          <w:tcPr>
+            <w:tcW w:w="1667" w:type="pct"/>
+          </w:tcPr>
+          <w:p>
+            <w:pPr>
+              <w:rPr>
+                <w:sz w:val="15"/>
+              </w:rPr>
+            </w:pPr>
+            <w:r>
+              <w:rPr>
+                <w:sz w:val="15"/>
+              </w:rPr>
+              <w:t>FRA su +M24SHAMS_FRA con sizing approvato</w:t>
+            </w:r>
+          </w:p>
+        </w:tc>
+        <w:tc>
+          <w:tcPr>
+            <w:tcW w:w="1667" w:type="pct"/>
+          </w:tcPr>
+          <w:p>
+            <w:pPr>
+              <w:rPr>
+                <w:sz w:val="15"/>
+              </w:rPr>
+            </w:pPr>
+            <w:r>
+              <w:rPr>
+                <w:sz w:val="15"/>
+              </w:rPr>
+              <w:t>Non puntare la FRA al diskgroup DATA.</w:t>
+            </w:r>
+          </w:p>
+        </w:tc>
+      </w:tr>
+      <w:tr>
+        <w:tc>
+          <w:tcPr>
+            <w:tcW w:w="1666" w:type="pct"/>
+          </w:tcPr>
+          <w:p>
+            <w:pPr>
+              <w:rPr>
+                <w:sz w:val="15"/>
+              </w:rPr>
+            </w:pPr>
+            <w:r>
+              <w:rPr>
+                <w:sz w:val="15"/>
+              </w:rPr>
+              <w:t>Archiving</w:t>
+            </w:r>
+          </w:p>
+        </w:tc>
+        <w:tc>
+          <w:tcPr>
+            <w:tcW w:w="1667" w:type="pct"/>
+          </w:tcPr>
+          <w:p>
+            <w:pPr>
+              <w:rPr>
+                <w:sz w:val="15"/>
+              </w:rPr>
+            </w:pPr>
+            <w:r>
+              <w:rPr>
+                <w:sz w:val="15"/>
+              </w:rPr>
+              <w:t>Abilitato</w:t>
+            </w:r>
+          </w:p>
+        </w:tc>
+        <w:tc>
+          <w:tcPr>
+            <w:tcW w:w="1667" w:type="pct"/>
+          </w:tcPr>
+          <w:p>
+            <w:pPr>
+              <w:rPr>
+                <w:sz w:val="15"/>
+              </w:rPr>
+            </w:pPr>
+            <w:r>
+              <w:rPr>
+                <w:sz w:val="15"/>
+              </w:rPr>
+              <w:t>Nel popup usare automatic archiving; lasciare vuote le destinazioni locali se la destinazione prevista e' la FRA.</w:t>
+            </w:r>
+          </w:p>
+        </w:tc>
+      </w:tr>
+      <w:tr>
+        <w:tc>
+          <w:tcPr>
+            <w:tcW w:w="1666" w:type="pct"/>
+          </w:tcPr>
+          <w:p>
+            <w:pPr>
+              <w:rPr>
+                <w:sz w:val="15"/>
+              </w:rPr>
+            </w:pPr>
+            <w:r>
+              <w:rPr>
+                <w:sz w:val="15"/>
+              </w:rPr>
+              <w:t>Network Configuration</w:t>
+            </w:r>
+          </w:p>
+        </w:tc>
+        <w:tc>
+          <w:tcPr>
+            <w:tcW w:w="1667" w:type="pct"/>
+          </w:tcPr>
+          <w:p>
+            <w:pPr>
+              <w:rPr>
+                <w:sz w:val="15"/>
+              </w:rPr>
+            </w:pPr>
+            <w:r>
+              <w:rPr>
+                <w:sz w:val="15"/>
+              </w:rPr>
+              <w:t>Listener GI gia' approvati: applicativo 1521, DG 1531</w:t>
+            </w:r>
+          </w:p>
+        </w:tc>
+        <w:tc>
+          <w:tcPr>
+            <w:tcW w:w="1667" w:type="pct"/>
+          </w:tcPr>
+          <w:p>
+            <w:pPr>
+              <w:rPr>
+                <w:sz w:val="15"/>
+              </w:rPr>
+            </w:pPr>
+            <w:r>
+              <w:rPr>
+                <w:sz w:val="15"/>
+              </w:rPr>
+              <w:t>Non creare un listener aggiuntivo vuoto o duplicato.</w:t>
+            </w:r>
+          </w:p>
+        </w:tc>
+      </w:tr>
+      <w:tr>
+        <w:tc>
+          <w:tcPr>
+            <w:tcW w:w="1666" w:type="pct"/>
+          </w:tcPr>
+          <w:p>
+            <w:pPr>
+              <w:rPr>
+                <w:sz w:val="15"/>
+              </w:rPr>
+            </w:pPr>
+            <w:r>
+              <w:rPr>
+                <w:sz w:val="15"/>
+              </w:rPr>
+              <w:t>Database Options</w:t>
+            </w:r>
+          </w:p>
+        </w:tc>
+        <w:tc>
+          <w:tcPr>
+            <w:tcW w:w="1667" w:type="pct"/>
+          </w:tcPr>
+          <w:p>
+            <w:pPr>
+              <w:rPr>
+                <w:sz w:val="15"/>
+              </w:rPr>
+            </w:pPr>
+            <w:r>
+              <w:rPr>
+                <w:sz w:val="15"/>
+              </w:rPr>
+              <w:t>Solo componenti applicativi approvati</w:t>
+            </w:r>
+          </w:p>
+        </w:tc>
+        <w:tc>
+          <w:tcPr>
+            <w:tcW w:w="1667" w:type="pct"/>
+          </w:tcPr>
+          <w:p>
+            <w:pPr>
+              <w:rPr>
+                <w:sz w:val="15"/>
+              </w:rPr>
+            </w:pPr>
+            <w:r>
+              <w:rPr>
+                <w:sz w:val="15"/>
+              </w:rPr>
+              <w:t>Disabilitare OJVM, Spatial, Multimedia e OLAP se non richiesti. Oracle Text richiede conferma applicativa.</w:t>
+            </w:r>
+          </w:p>
+        </w:tc>
+      </w:tr>
+      <w:tr>
+        <w:tc>
+          <w:tcPr>
+            <w:tcW w:w="1666" w:type="pct"/>
+          </w:tcPr>
+          <w:p>
+            <w:pPr>
+              <w:rPr>
+                <w:sz w:val="15"/>
+              </w:rPr>
+            </w:pPr>
+            <w:r>
+              <w:rPr>
+                <w:sz w:val="15"/>
+              </w:rPr>
+              <w:t>Memory</w:t>
+            </w:r>
+          </w:p>
+        </w:tc>
+        <w:tc>
+          <w:tcPr>
+            <w:tcW w:w="1667" w:type="pct"/>
+          </w:tcPr>
+          <w:p>
+            <w:pPr>
+              <w:rPr>
+                <w:sz w:val="15"/>
+              </w:rPr>
+            </w:pPr>
+            <w:r>
+              <w:rPr>
+                <w:sz w:val="15"/>
+              </w:rPr>
+              <w:t>ASMM con SGA/PGA da sizing approvato</w:t>
+            </w:r>
+          </w:p>
+        </w:tc>
+        <w:tc>
+          <w:tcPr>
+            <w:tcW w:w="1667" w:type="pct"/>
+          </w:tcPr>
+          <w:p>
+            <w:pPr>
+              <w:rPr>
+                <w:sz w:val="15"/>
+              </w:rPr>
+            </w:pPr>
+            <w:r>
+              <w:rPr>
+                <w:sz w:val="15"/>
+              </w:rPr>
+              <w:t>Non copiare automaticamente valori derivati dalla RAM host.</w:t>
+            </w:r>
+          </w:p>
+        </w:tc>
+      </w:tr>
+      <w:tr>
+        <w:tc>
+          <w:tcPr>
+            <w:tcW w:w="1666" w:type="pct"/>
+          </w:tcPr>
+          <w:p>
+            <w:pPr>
+              <w:rPr>
+                <w:sz w:val="15"/>
+              </w:rPr>
+            </w:pPr>
+            <w:r>
+              <w:rPr>
+                <w:sz w:val="15"/>
+              </w:rPr>
+              <w:t>Sizing</w:t>
+            </w:r>
+          </w:p>
+        </w:tc>
+        <w:tc>
+          <w:tcPr>
+            <w:tcW w:w="1667" w:type="pct"/>
+          </w:tcPr>
+          <w:p>
+            <w:pPr>
+              <w:rPr>
+                <w:sz w:val="15"/>
+              </w:rPr>
+            </w:pPr>
+            <w:r>
+              <w:rPr>
+                <w:sz w:val="15"/>
+              </w:rPr>
+              <w:t>processes=2048, db_block_size=8192 salvo eccezione approvata</w:t>
+            </w:r>
+          </w:p>
+        </w:tc>
+        <w:tc>
+          <w:tcPr>
+            <w:tcW w:w="1667" w:type="pct"/>
+          </w:tcPr>
+          <w:p>
+            <w:pPr>
+              <w:rPr>
+                <w:sz w:val="15"/>
+              </w:rPr>
+            </w:pPr>
+            <w:r>
+              <w:rPr>
+                <w:sz w:val="15"/>
+              </w:rPr>
+              <w:t>Verificare anche sessions e open_cursors rispetto al riferimento.</w:t>
+            </w:r>
+          </w:p>
+        </w:tc>
+      </w:tr>
+      <w:tr>
+        <w:tc>
+          <w:tcPr>
+            <w:tcW w:w="1666" w:type="pct"/>
+          </w:tcPr>
+          <w:p>
+            <w:pPr>
+              <w:rPr>
+                <w:sz w:val="15"/>
+              </w:rPr>
+            </w:pPr>
+            <w:r>
+              <w:rPr>
+                <w:sz w:val="15"/>
+              </w:rPr>
+              <w:t>Character sets</w:t>
+            </w:r>
+          </w:p>
+        </w:tc>
+        <w:tc>
+          <w:tcPr>
+            <w:tcW w:w="1667" w:type="pct"/>
+          </w:tcPr>
+          <w:p>
+            <w:pPr>
+              <w:rPr>
+                <w:sz w:val="15"/>
+              </w:rPr>
+            </w:pPr>
+            <w:r>
+              <w:rPr>
+                <w:sz w:val="15"/>
+              </w:rPr>
+              <w:t>AL32UTF8, AL16UTF16, American, United States</w:t>
+            </w:r>
+          </w:p>
+        </w:tc>
+        <w:tc>
+          <w:tcPr>
+            <w:tcW w:w="1667" w:type="pct"/>
+          </w:tcPr>
+          <w:p>
+            <w:pPr>
+              <w:rPr>
+                <w:sz w:val="15"/>
+              </w:rPr>
+            </w:pPr>
+            <w:r>
+              <w:rPr>
+                <w:sz w:val="15"/>
+              </w:rPr>
+              <w:t>Registrare eventuali eccezioni applicative.</w:t>
+            </w:r>
+          </w:p>
+        </w:tc>
+      </w:tr>
+      <w:tr>
+        <w:tc>
+          <w:tcPr>
+            <w:tcW w:w="1666" w:type="pct"/>
+          </w:tcPr>
+          <w:p>
+            <w:pPr>
+              <w:rPr>
+                <w:sz w:val="15"/>
+              </w:rPr>
+            </w:pPr>
+            <w:r>
+              <w:rPr>
+                <w:sz w:val="15"/>
+              </w:rPr>
+              <w:t>Connection mode</w:t>
+            </w:r>
+          </w:p>
+        </w:tc>
+        <w:tc>
+          <w:tcPr>
+            <w:tcW w:w="1667" w:type="pct"/>
+          </w:tcPr>
+          <w:p>
+            <w:pPr>
+              <w:rPr>
+                <w:sz w:val="15"/>
+              </w:rPr>
+            </w:pPr>
+            <w:r>
+              <w:rPr>
+                <w:sz w:val="15"/>
+              </w:rPr>
+              <w:t>Dedicated server</w:t>
+            </w:r>
+          </w:p>
+        </w:tc>
+        <w:tc>
+          <w:tcPr>
+            <w:tcW w:w="1667" w:type="pct"/>
+          </w:tcPr>
+          <w:p>
+            <w:pPr>
+              <w:rPr>
+                <w:sz w:val="15"/>
+              </w:rPr>
+            </w:pPr>
+            <w:r>
+              <w:rPr>
+                <w:sz w:val="15"/>
+              </w:rPr>
+              <w:t>Usare shared server solo con requisito esplicito.</w:t>
+            </w:r>
+          </w:p>
+        </w:tc>
+      </w:tr>
+      <w:tr>
+        <w:tc>
+          <w:tcPr>
+            <w:tcW w:w="1666" w:type="pct"/>
+          </w:tcPr>
+          <w:p>
+            <w:pPr>
+              <w:rPr>
+                <w:sz w:val="15"/>
+              </w:rPr>
+            </w:pPr>
+            <w:r>
+              <w:rPr>
+                <w:sz w:val="15"/>
+              </w:rPr>
+              <w:t>Management Options</w:t>
+            </w:r>
+          </w:p>
+        </w:tc>
+        <w:tc>
+          <w:tcPr>
+            <w:tcW w:w="1667" w:type="pct"/>
+          </w:tcPr>
+          <w:p>
+            <w:pPr>
+              <w:rPr>
+                <w:sz w:val="15"/>
+              </w:rPr>
+            </w:pPr>
+            <w:r>
+              <w:rPr>
+                <w:sz w:val="15"/>
+              </w:rPr>
+              <w:t>EM Express disabilitato salvo approvazione; Cloud Control solo con team monitoring</w:t>
+            </w:r>
+          </w:p>
+        </w:tc>
+        <w:tc>
+          <w:tcPr>
+            <w:tcW w:w="1667" w:type="pct"/>
+          </w:tcPr>
+          <w:p>
+            <w:pPr>
+              <w:rPr>
+                <w:sz w:val="15"/>
+              </w:rPr>
+            </w:pPr>
+            <w:r>
+              <w:rPr>
+                <w:sz w:val="15"/>
+              </w:rPr>
+              <w:t>Confrontare con GETHTTPSPORT() e stato account di monitoraggio del riferimento.</w:t>
+            </w:r>
+          </w:p>
+        </w:tc>
+      </w:tr>
+      <w:tr>
+        <w:tc>
+          <w:tcPr>
+            <w:tcW w:w="1666" w:type="pct"/>
+          </w:tcPr>
+          <w:p>
+            <w:pPr>
+              <w:rPr>
+                <w:sz w:val="15"/>
+              </w:rPr>
+            </w:pPr>
+            <w:r>
+              <w:rPr>
+                <w:sz w:val="15"/>
+              </w:rPr>
+              <w:t>Creation Option</w:t>
+            </w:r>
+          </w:p>
+        </w:tc>
+        <w:tc>
+          <w:tcPr>
+            <w:tcW w:w="1667" w:type="pct"/>
+          </w:tcPr>
+          <w:p>
+            <w:pPr>
+              <w:rPr>
+                <w:sz w:val="15"/>
+              </w:rPr>
+            </w:pPr>
+            <w:r>
+              <w:rPr>
+                <w:sz w:val="15"/>
+              </w:rPr>
+              <w:t>Generate database creation scripts</w:t>
+            </w:r>
+          </w:p>
+        </w:tc>
+        <w:tc>
+          <w:tcPr>
+            <w:tcW w:w="1667" w:type="pct"/>
+          </w:tcPr>
+          <w:p>
+            <w:pPr>
+              <w:rPr>
+                <w:sz w:val="15"/>
+              </w:rPr>
+            </w:pPr>
+            <w:r>
+              <w:rPr>
+                <w:sz w:val="15"/>
+              </w:rPr>
+              <w:t>Salvare in $ORACLE_BASE/admin/$DB_NAME/scripts, revisionare SQL e init file prima dell'esecuzione.</w:t>
+            </w:r>
+          </w:p>
+        </w:tc>
+      </w:tr>
+    </w:tbl>
+    <w:p/>
+    <w:p>
+      <w:pPr>
+        <w:pStyle w:val="Heading2"/>
+      </w:pPr>
+      <w:r>
+        <w:t>3. All Initialization Parameters</w:t>
+      </w:r>
+    </w:p>
+    <w:p>
+      <w:r>
+        <w:t>Prima di generare gli script apri All Initialization Parameters, correggi i</w:t>
+      </w:r>
+    </w:p>
+    <w:p>
+      <w:r>
+        <w:t>valori e seleziona l'inclusione nello SPFILE dove applicabile.</w:t>
+      </w:r>
+    </w:p>
+    <w:tbl>
+      <w:tblPr>
+        <w:tblStyle w:val="TableGrid"/>
+        <w:tblW w:w="5000" w:type="pct"/>
+        <w:tblLook w:val="04A0" w:firstRow="1" w:lastRow="0" w:firstColumn="1" w:lastColumn="0" w:noHBand="0" w:noVBand="1"/>
+      </w:tblPr>
+      <w:tblGrid>
+        <w:gridCol w:w="4988"/>
+        <w:gridCol w:w="4988"/>
+      </w:tblGrid>
+      <w:tr>
+        <w:tc>
+          <w:tcPr>
+            <w:tcW w:w="2500" w:type="pct"/>
+            <w:shd w:val="clear" w:color="auto" w:fill="E6E6E6"/>
+          </w:tcPr>
+          <w:p>
+            <w:pPr>
+              <w:rPr>
+                <w:b/>
+                <w:sz w:val="15"/>
+              </w:rPr>
+            </w:pPr>
+            <w:r>
+              <w:rPr>
+                <w:b/>
+                <w:sz w:val="15"/>
+              </w:rPr>
+              <w:t>Parametro</w:t>
+            </w:r>
+          </w:p>
+        </w:tc>
+        <w:tc>
+          <w:tcPr>
+            <w:tcW w:w="2500" w:type="pct"/>
+            <w:shd w:val="clear" w:color="auto" w:fill="E6E6E6"/>
+          </w:tcPr>
+          <w:p>
+            <w:pPr>
+              <w:rPr>
+                <w:b/>
+                <w:sz w:val="15"/>
+              </w:rPr>
+            </w:pPr>
+            <w:r>
+              <w:rPr>
+                <w:b/>
+                <w:sz w:val="15"/>
+              </w:rPr>
+              <w:t>Valore primary PE</w:t>
+            </w:r>
+          </w:p>
+        </w:tc>
+      </w:tr>
+      <w:tr>
+        <w:tc>
+          <w:tcPr>
+            <w:tcW w:w="2500" w:type="pct"/>
+          </w:tcPr>
+          <w:p>
+            <w:pPr>
+              <w:rPr>
+                <w:sz w:val="15"/>
+              </w:rPr>
+            </w:pPr>
+            <w:r>
+              <w:rPr>
+                <w:sz w:val="15"/>
+              </w:rPr>
+              <w:t>db_name</w:t>
+            </w:r>
+          </w:p>
+        </w:tc>
+        <w:tc>
+          <w:tcPr>
+            <w:tcW w:w="2500" w:type="pct"/>
+          </w:tcPr>
+          <w:p>
+            <w:pPr>
+              <w:rPr>
+                <w:sz w:val="15"/>
+              </w:rPr>
+            </w:pPr>
+            <w:r>
+              <w:rPr>
+                <w:sz w:val="15"/>
+              </w:rPr>
+              <w:t>M24SHAMS</w:t>
+            </w:r>
+          </w:p>
+        </w:tc>
+      </w:tr>
+      <w:tr>
+        <w:tc>
+          <w:tcPr>
+            <w:tcW w:w="2500" w:type="pct"/>
+          </w:tcPr>
+          <w:p>
+            <w:pPr>
+              <w:rPr>
+                <w:sz w:val="15"/>
+              </w:rPr>
+            </w:pPr>
+            <w:r>
+              <w:rPr>
+                <w:sz w:val="15"/>
+              </w:rPr>
+              <w:t>db_unique_name</w:t>
+            </w:r>
+          </w:p>
+        </w:tc>
+        <w:tc>
+          <w:tcPr>
+            <w:tcW w:w="2500" w:type="pct"/>
+          </w:tcPr>
+          <w:p>
+            <w:pPr>
+              <w:rPr>
+                <w:sz w:val="15"/>
+              </w:rPr>
+            </w:pPr>
+            <w:r>
+              <w:rPr>
+                <w:sz w:val="15"/>
+              </w:rPr>
+              <w:t>M24SHAMSPEC</w:t>
+            </w:r>
+          </w:p>
+        </w:tc>
+      </w:tr>
+      <w:tr>
+        <w:tc>
+          <w:tcPr>
+            <w:tcW w:w="2500" w:type="pct"/>
+          </w:tcPr>
+          <w:p>
+            <w:pPr>
+              <w:rPr>
+                <w:sz w:val="15"/>
+              </w:rPr>
+            </w:pPr>
+            <w:r>
+              <w:rPr>
+                <w:sz w:val="15"/>
+              </w:rPr>
+              <w:t>db_create_file_dest</w:t>
+            </w:r>
+          </w:p>
+        </w:tc>
+        <w:tc>
+          <w:tcPr>
+            <w:tcW w:w="2500" w:type="pct"/>
+          </w:tcPr>
+          <w:p>
+            <w:pPr>
+              <w:rPr>
+                <w:sz w:val="15"/>
+              </w:rPr>
+            </w:pPr>
+            <w:r>
+              <w:rPr>
+                <w:sz w:val="15"/>
+              </w:rPr>
+              <w:t>+M24SHAMS_DATA</w:t>
+            </w:r>
+          </w:p>
+        </w:tc>
+      </w:tr>
+      <w:tr>
+        <w:tc>
+          <w:tcPr>
+            <w:tcW w:w="2500" w:type="pct"/>
+          </w:tcPr>
+          <w:p>
+            <w:pPr>
+              <w:rPr>
+                <w:sz w:val="15"/>
+              </w:rPr>
+            </w:pPr>
+            <w:r>
+              <w:rPr>
+                <w:sz w:val="15"/>
+              </w:rPr>
+              <w:t>db_recovery_file_dest</w:t>
+            </w:r>
+          </w:p>
+        </w:tc>
+        <w:tc>
+          <w:tcPr>
+            <w:tcW w:w="2500" w:type="pct"/>
+          </w:tcPr>
+          <w:p>
+            <w:pPr>
+              <w:rPr>
+                <w:sz w:val="15"/>
+              </w:rPr>
+            </w:pPr>
+            <w:r>
+              <w:rPr>
+                <w:sz w:val="15"/>
+              </w:rPr>
+              <w:t>+M24SHAMS_FRA</w:t>
+            </w:r>
+          </w:p>
+        </w:tc>
+      </w:tr>
+      <w:tr>
+        <w:tc>
+          <w:tcPr>
+            <w:tcW w:w="2500" w:type="pct"/>
+          </w:tcPr>
+          <w:p>
+            <w:pPr>
+              <w:rPr>
+                <w:sz w:val="15"/>
+              </w:rPr>
+            </w:pPr>
+            <w:r>
+              <w:rPr>
+                <w:sz w:val="15"/>
+              </w:rPr>
+              <w:t>db_recovery_file_dest_size</w:t>
+            </w:r>
+          </w:p>
+        </w:tc>
+        <w:tc>
+          <w:tcPr>
+            <w:tcW w:w="2500" w:type="pct"/>
+          </w:tcPr>
+          <w:p>
+            <w:pPr>
+              <w:rPr>
+                <w:sz w:val="15"/>
+              </w:rPr>
+            </w:pPr>
+            <w:r>
+              <w:rPr>
+                <w:sz w:val="15"/>
+              </w:rPr>
+              <w:t>&lt;FRA_BYTES&gt;</w:t>
+            </w:r>
+          </w:p>
+        </w:tc>
+      </w:tr>
+      <w:tr>
+        <w:tc>
+          <w:tcPr>
+            <w:tcW w:w="2500" w:type="pct"/>
+          </w:tcPr>
+          <w:p>
+            <w:pPr>
+              <w:rPr>
+                <w:sz w:val="15"/>
+              </w:rPr>
+            </w:pPr>
+            <w:r>
+              <w:rPr>
+                <w:sz w:val="15"/>
+              </w:rPr>
+              <w:t>processes</w:t>
+            </w:r>
+          </w:p>
+        </w:tc>
+        <w:tc>
+          <w:tcPr>
+            <w:tcW w:w="2500" w:type="pct"/>
+          </w:tcPr>
+          <w:p>
+            <w:pPr>
+              <w:rPr>
+                <w:sz w:val="15"/>
+              </w:rPr>
+            </w:pPr>
+            <w:r>
+              <w:rPr>
+                <w:sz w:val="15"/>
+              </w:rPr>
+              <w:t>2048, salvo sizing approvato differente</w:t>
+            </w:r>
+          </w:p>
+        </w:tc>
+      </w:tr>
+      <w:tr>
+        <w:tc>
+          <w:tcPr>
+            <w:tcW w:w="2500" w:type="pct"/>
+          </w:tcPr>
+          <w:p>
+            <w:pPr>
+              <w:rPr>
+                <w:sz w:val="15"/>
+              </w:rPr>
+            </w:pPr>
+            <w:r>
+              <w:rPr>
+                <w:sz w:val="15"/>
+              </w:rPr>
+              <w:t>db_block_size</w:t>
+            </w:r>
+          </w:p>
+        </w:tc>
+        <w:tc>
+          <w:tcPr>
+            <w:tcW w:w="2500" w:type="pct"/>
+          </w:tcPr>
+          <w:p>
+            <w:pPr>
+              <w:rPr>
+                <w:sz w:val="15"/>
+              </w:rPr>
+            </w:pPr>
+            <w:r>
+              <w:rPr>
+                <w:sz w:val="15"/>
+              </w:rPr>
+              <w:t>8192, salvo requisito applicativo differente</w:t>
+            </w:r>
+          </w:p>
+        </w:tc>
+      </w:tr>
+    </w:tbl>
+    <w:p/>
+    <w:p>
+      <w:r>
+        <w:t>Il trasporto redo remoto Data Guard viene configurato dopo la preparazione</w:t>
+      </w:r>
+    </w:p>
+    <w:p>
+      <w:r>
+        <w:t>dello standby. Non inserire destinazioni remote improvvisate nel wizard.</w:t>
+      </w:r>
+    </w:p>
+    <w:p>
+      <w:pPr>
+        <w:pStyle w:val="Heading2"/>
+      </w:pPr>
+      <w:r>
+        <w:t>4. Review degli script</w:t>
+      </w:r>
+    </w:p>
+    <w:p>
+      <w:r>
+        <w:t>DBCA deve produrre script da revisionare, non creare direttamente il database.</w:t>
+      </w:r>
+    </w:p>
+    <w:p>
+      <w:r>
+        <w:t>Conserva nel change gli script approvati e il summary DBCA.</w:t>
+      </w:r>
+    </w:p>
+    <w:p>
+      <w:r>
+        <w:t>Verifica almeno:</w:t>
+      </w:r>
+    </w:p>
+    <w:p>
+      <w:r>
+        <w:t>• CREATE DATABASE coerente con M24SHAMS;</w:t>
+      </w:r>
+    </w:p>
+    <w:p>
+      <w:r>
+        <w:t>• DB_NAME=M24SHAMS e DB_UNIQUE_NAME=M24SHAMSPEC;</w:t>
+      </w:r>
+    </w:p>
+    <w:p>
+      <w:r>
+        <w:t>• OMF e path ASM corretti;</w:t>
+      </w:r>
+    </w:p>
+    <w:p>
+      <w:r>
+        <w:t>• control file e redo multiplexati tra DATA e FRA;</w:t>
+      </w:r>
+    </w:p>
+    <w:p>
+      <w:r>
+        <w:t>• FRA su +M24SHAMS_FRA;</w:t>
+      </w:r>
+    </w:p>
+    <w:p>
+      <w:r>
+        <w:t>• ARCHIVELOG abilitato;</w:t>
+      </w:r>
+    </w:p>
+    <w:p>
+      <w:r>
+        <w:t>• componenti non richiesti assenti;</w:t>
+      </w:r>
+    </w:p>
+    <w:p>
+      <w:r>
+        <w:t>• nessuna password leggibile in file o argomenti shell.</w:t>
+      </w:r>
+    </w:p>
+    <w:p>
+      <w:pPr>
+        <w:pStyle w:val="Heading1"/>
+      </w:pPr>
+      <w:r>
+        <w:t>Errori rilevati nelle schermate ricevute</w:t>
+      </w:r>
+    </w:p>
+    <w:tbl>
+      <w:tblPr>
+        <w:tblStyle w:val="TableGrid"/>
+        <w:tblW w:w="5000" w:type="pct"/>
+        <w:tblLook w:val="04A0" w:firstRow="1" w:lastRow="0" w:firstColumn="1" w:lastColumn="0" w:noHBand="0" w:noVBand="1"/>
+      </w:tblPr>
+      <w:tblGrid>
+        <w:gridCol w:w="4988"/>
+        <w:gridCol w:w="4988"/>
+      </w:tblGrid>
+      <w:tr>
+        <w:tc>
+          <w:tcPr>
+            <w:tcW w:w="2500" w:type="pct"/>
+            <w:shd w:val="clear" w:color="auto" w:fill="E6E6E6"/>
+          </w:tcPr>
+          <w:p>
+            <w:pPr>
+              <w:rPr>
+                <w:b/>
+                <w:sz w:val="15"/>
+              </w:rPr>
+            </w:pPr>
+            <w:r>
+              <w:rPr>
+                <w:b/>
+                <w:sz w:val="15"/>
+              </w:rPr>
+              <w:t>Evidenza GUI</w:t>
+            </w:r>
+          </w:p>
+        </w:tc>
+        <w:tc>
+          <w:tcPr>
+            <w:tcW w:w="2500" w:type="pct"/>
+            <w:shd w:val="clear" w:color="auto" w:fill="E6E6E6"/>
+          </w:tcPr>
+          <w:p>
+            <w:pPr>
+              <w:rPr>
+                <w:b/>
+                <w:sz w:val="15"/>
+              </w:rPr>
+            </w:pPr>
+            <w:r>
+              <w:rPr>
+                <w:b/>
+                <w:sz w:val="15"/>
+              </w:rPr>
+              <w:t>Correzione</w:t>
+            </w:r>
+          </w:p>
+        </w:tc>
+      </w:tr>
+      <w:tr>
+        <w:tc>
+          <w:tcPr>
+            <w:tcW w:w="2500" w:type="pct"/>
+          </w:tcPr>
+          <w:p>
+            <w:pPr>
+              <w:rPr>
+                <w:sz w:val="15"/>
+              </w:rPr>
+            </w:pPr>
+            <w:r>
+              <w:rPr>
+                <w:sz w:val="15"/>
+              </w:rPr>
+              <w:t>Percorso Typical configuration</w:t>
+            </w:r>
+          </w:p>
+        </w:tc>
+        <w:tc>
+          <w:tcPr>
+            <w:tcW w:w="2500" w:type="pct"/>
+          </w:tcPr>
+          <w:p>
+            <w:pPr>
+              <w:rPr>
+                <w:sz w:val="15"/>
+              </w:rPr>
+            </w:pPr>
+            <w:r>
+              <w:rPr>
+                <w:sz w:val="15"/>
+              </w:rPr>
+              <w:t>Usare Advanced configuration.</w:t>
+            </w:r>
+          </w:p>
+        </w:tc>
+      </w:tr>
+      <w:tr>
+        <w:tc>
+          <w:tcPr>
+            <w:tcW w:w="2500" w:type="pct"/>
+          </w:tcPr>
+          <w:p>
+            <w:pPr>
+              <w:rPr>
+                <w:sz w:val="15"/>
+              </w:rPr>
+            </w:pPr>
+            <w:r>
+              <w:rPr>
+                <w:sz w:val="15"/>
+              </w:rPr>
+              <w:t>Template General Purpose or Transaction Processing</w:t>
+            </w:r>
+          </w:p>
+        </w:tc>
+        <w:tc>
+          <w:tcPr>
+            <w:tcW w:w="2500" w:type="pct"/>
+          </w:tcPr>
+          <w:p>
+            <w:pPr>
+              <w:rPr>
+                <w:sz w:val="15"/>
+              </w:rPr>
+            </w:pPr>
+            <w:r>
+              <w:rPr>
+                <w:sz w:val="15"/>
+              </w:rPr>
+              <w:t>Usare Custom Database per il percorso controllato PEYTECH.</w:t>
+            </w:r>
+          </w:p>
+        </w:tc>
+      </w:tr>
+      <w:tr>
+        <w:tc>
+          <w:tcPr>
+            <w:tcW w:w="2500" w:type="pct"/>
+          </w:tcPr>
+          <w:p>
+            <w:pPr>
+              <w:rPr>
+                <w:sz w:val="15"/>
+              </w:rPr>
+            </w:pPr>
+            <w:r>
+              <w:rPr>
+                <w:sz w:val="15"/>
+              </w:rPr>
+              <w:t>FRA inizialmente puntata al diskgroup DATA</w:t>
+            </w:r>
+          </w:p>
+        </w:tc>
+        <w:tc>
+          <w:tcPr>
+            <w:tcW w:w="2500" w:type="pct"/>
+          </w:tcPr>
+          <w:p>
+            <w:pPr>
+              <w:rPr>
+                <w:sz w:val="15"/>
+              </w:rPr>
+            </w:pPr>
+            <w:r>
+              <w:rPr>
+                <w:sz w:val="15"/>
+              </w:rPr>
+              <w:t>Impostare +M24SHAMS_FRA e validare lo spazio reale.</w:t>
+            </w:r>
+          </w:p>
+        </w:tc>
+      </w:tr>
+      <w:tr>
+        <w:tc>
+          <w:tcPr>
+            <w:tcW w:w="2500" w:type="pct"/>
+          </w:tcPr>
+          <w:p>
+            <w:pPr>
+              <w:rPr>
+                <w:sz w:val="15"/>
+              </w:rPr>
+            </w:pPr>
+            <w:r>
+              <w:rPr>
+                <w:sz w:val="15"/>
+              </w:rPr>
+              <w:t>Enable archiving non selezionato</w:t>
+            </w:r>
+          </w:p>
+        </w:tc>
+        <w:tc>
+          <w:tcPr>
+            <w:tcW w:w="2500" w:type="pct"/>
+          </w:tcPr>
+          <w:p>
+            <w:pPr>
+              <w:rPr>
+                <w:sz w:val="15"/>
+              </w:rPr>
+            </w:pPr>
+            <w:r>
+              <w:rPr>
+                <w:sz w:val="15"/>
+              </w:rPr>
+              <w:t>Abilitare archiving e usare la FRA come destinazione locale.</w:t>
+            </w:r>
+          </w:p>
+        </w:tc>
+      </w:tr>
+      <w:tr>
+        <w:tc>
+          <w:tcPr>
+            <w:tcW w:w="2500" w:type="pct"/>
+          </w:tcPr>
+          <w:p>
+            <w:pPr>
+              <w:rPr>
+                <w:sz w:val="15"/>
+              </w:rPr>
+            </w:pPr>
+            <w:r>
+              <w:rPr>
+                <w:sz w:val="15"/>
+              </w:rPr>
+              <w:t>Opzione per creare un nuovo listener selezionata senza necessità</w:t>
+            </w:r>
+          </w:p>
+        </w:tc>
+        <w:tc>
+          <w:tcPr>
+            <w:tcW w:w="2500" w:type="pct"/>
+          </w:tcPr>
+          <w:p>
+            <w:pPr>
+              <w:rPr>
+                <w:sz w:val="15"/>
+              </w:rPr>
+            </w:pPr>
+            <w:r>
+              <w:rPr>
+                <w:sz w:val="15"/>
+              </w:rPr>
+              <w:t>Selezionare i listener GI esistenti 1521 e 1531; non crearne uno duplicato.</w:t>
+            </w:r>
+          </w:p>
+        </w:tc>
+      </w:tr>
+      <w:tr>
+        <w:tc>
+          <w:tcPr>
+            <w:tcW w:w="2500" w:type="pct"/>
+          </w:tcPr>
+          <w:p>
+            <w:pPr>
+              <w:rPr>
+                <w:sz w:val="15"/>
+              </w:rPr>
+            </w:pPr>
+            <w:r>
+              <w:rPr>
+                <w:sz w:val="15"/>
+              </w:rPr>
+              <w:t>OJVM, Text, Multimedia, OLAP e Spatial selezionati</w:t>
+            </w:r>
+          </w:p>
+        </w:tc>
+        <w:tc>
+          <w:tcPr>
+            <w:tcW w:w="2500" w:type="pct"/>
+          </w:tcPr>
+          <w:p>
+            <w:pPr>
+              <w:rPr>
+                <w:sz w:val="15"/>
+              </w:rPr>
+            </w:pPr>
+            <w:r>
+              <w:rPr>
+                <w:sz w:val="15"/>
+              </w:rPr>
+              <w:t>Installare soltanto i componenti approvati dall'applicazione.</w:t>
+            </w:r>
+          </w:p>
+        </w:tc>
+      </w:tr>
+      <w:tr>
+        <w:tc>
+          <w:tcPr>
+            <w:tcW w:w="2500" w:type="pct"/>
+          </w:tcPr>
+          <w:p>
+            <w:pPr>
+              <w:rPr>
+                <w:sz w:val="15"/>
+              </w:rPr>
+            </w:pPr>
+            <w:r>
+              <w:rPr>
+                <w:sz w:val="15"/>
+              </w:rPr>
+              <w:t>EM Express selezionato sulla porta 5500</w:t>
+            </w:r>
+          </w:p>
+        </w:tc>
+        <w:tc>
+          <w:tcPr>
+            <w:tcW w:w="2500" w:type="pct"/>
+          </w:tcPr>
+          <w:p>
+            <w:pPr>
+              <w:rPr>
+                <w:sz w:val="15"/>
+              </w:rPr>
+            </w:pPr>
+            <w:r>
+              <w:rPr>
+                <w:sz w:val="15"/>
+              </w:rPr>
+              <w:t>Disabilitarlo salvo decisione esplicita del team monitoring.</w:t>
+            </w:r>
+          </w:p>
+        </w:tc>
+      </w:tr>
+      <w:tr>
+        <w:tc>
+          <w:tcPr>
+            <w:tcW w:w="2500" w:type="pct"/>
+          </w:tcPr>
+          <w:p>
+            <w:pPr>
+              <w:rPr>
+                <w:sz w:val="15"/>
+              </w:rPr>
+            </w:pPr>
+            <w:r>
+              <w:rPr>
+                <w:sz w:val="15"/>
+              </w:rPr>
+              <w:t>Create database selezionato nella Creation Option</w:t>
+            </w:r>
+          </w:p>
+        </w:tc>
+        <w:tc>
+          <w:tcPr>
+            <w:tcW w:w="2500" w:type="pct"/>
+          </w:tcPr>
+          <w:p>
+            <w:pPr>
+              <w:rPr>
+                <w:sz w:val="15"/>
+              </w:rPr>
+            </w:pPr>
+            <w:r>
+              <w:rPr>
+                <w:sz w:val="15"/>
+              </w:rPr>
+              <w:t>Usare Generate database creation scripts, revisionare ed eseguire gli script approvati.</w:t>
+            </w:r>
+          </w:p>
+        </w:tc>
+      </w:tr>
+    </w:tbl>
+    <w:p/>
+    <w:p>
+      <w:r>
+        <w:t>Le schermate mostrano dove intervenire, ma i valori dell'esempio ricevuto non</w:t>
+      </w:r>
+    </w:p>
+    <w:p>
+      <w:r>
+        <w:t>sono la naming authority del progetto SHAMS. Per SHAMS si conserva la</w:t>
+      </w:r>
+    </w:p>
+    <w:p>
+      <w:r>
+        <w:t>distinzione tra Global Database Name e SID site-specific</w:t>
+      </w:r>
+    </w:p>
+    <w:p>
+      <w:r>
+        <w:t>M24SHAMSPEC, db_name=M24SHAMS e db_unique_name=M24SHAMSPEC.</w:t>
+      </w:r>
+    </w:p>
+    <w:p>
+      <w:pPr>
+        <w:pStyle w:val="Heading1"/>
+      </w:pPr>
+      <w:r>
+        <w:t>Validazione finale</w:t>
+      </w:r>
+    </w:p>
+    <w:p>
+      <w:r>
+        <w:t>Prima di autorizzare l'esecuzione:</w:t>
+      </w:r>
+    </w:p>
+    <w:p>
+      <w:r>
+        <w:t>[ ] Advanced configuration</w:t>
+      </w:r>
+    </w:p>
+    <w:p>
+      <w:r>
+        <w:t>[ ] Custom Database</w:t>
+      </w:r>
+    </w:p>
+    <w:p>
+      <w:r>
+        <w:t>[ ] Global Database Name = M24SHAMSPEC[.&lt;DB_DOMAIN&gt;]</w:t>
+      </w:r>
+    </w:p>
+    <w:p>
+      <w:r>
+        <w:t>[ ] SID single = M24SHAMSPEC oppure SID prefix RAC = M24SHAMSPEC</w:t>
+      </w:r>
+    </w:p>
+    <w:p>
+      <w:r>
+        <w:t>[ ] db_name = M24SHAMS</w:t>
+      </w:r>
+    </w:p>
+    <w:p>
+      <w:r>
+        <w:t>[ ] db_unique_name = M24SHAMSPEC</w:t>
+      </w:r>
+    </w:p>
+    <w:p>
+      <w:r>
+        <w:t>[ ] FRA = +M24SHAMS_FRA</w:t>
+      </w:r>
+    </w:p>
+    <w:p>
+      <w:r>
+        <w:t>[ ] ARCHIVELOG abilitato</w:t>
+      </w:r>
+    </w:p>
+    <w:p>
+      <w:r>
+        <w:t>[ ] listener esistenti selezionati, nessun listener duplicato</w:t>
+      </w:r>
+    </w:p>
+    <w:p>
+      <w:r>
+        <w:t>[ ] componenti opzionali approvati uno per uno</w:t>
+      </w:r>
+    </w:p>
+    <w:p>
+      <w:r>
+        <w:t>[ ] Generate database creation scripts</w:t>
+      </w:r>
+    </w:p>
+    <w:p>
+      <w:pPr>
+        <w:shd w:val="clear" w:color="auto" w:fill="F2F2F2"/>
+        <w:spacing w:after="80"/>
+        <w:rPr>
+          <w:rFonts w:ascii="Consolas" w:hAnsi="Consolas"/>
+          <w:sz w:val="14"/>
+        </w:rPr>
+      </w:pPr>
+      <w:r>
+        <w:rPr>
+          <w:rFonts w:ascii="Consolas" w:hAnsi="Consolas"/>
+          <w:sz w:val="14"/>
+        </w:rPr>
+        <w:t>[ ] script revisionati e allegati al change</w:t>
+      </w:r>
+    </w:p>
+    <w:p>
+      <w:r>
+        <w:t>Dopo l'esecuzione controllata:</w:t>
+      </w:r>
+    </w:p>
+    <w:p>
+      <w:r>
+        <w:t>SELECT name, db_unique_name, log_mode, force_logging, cdb</w:t>
+      </w:r>
+    </w:p>
+    <w:p>
+      <w:r>
+        <w:t>FROM v$database;</w:t>
+      </w:r>
+    </w:p>
+    <w:p/>
+    <w:p>
+      <w:r>
+        <w:t>SELECT instance_name, status</w:t>
+      </w:r>
+    </w:p>
+    <w:p>
+      <w:r>
+        <w:t>FROM v$instance;</w:t>
+      </w:r>
+    </w:p>
+    <w:p/>
+    <w:p>
+      <w:r>
+        <w:t>SHOW PARAMETER db_recovery_file_dest</w:t>
+      </w:r>
+    </w:p>
+    <w:p>
+      <w:pPr>
+        <w:shd w:val="clear" w:color="auto" w:fill="F2F2F2"/>
+        <w:spacing w:after="80"/>
+        <w:rPr>
+          <w:rFonts w:ascii="Consolas" w:hAnsi="Consolas"/>
+          <w:sz w:val="14"/>
+        </w:rPr>
+      </w:pPr>
+      <w:r>
+        <w:rPr>
+          <w:rFonts w:ascii="Consolas" w:hAnsi="Consolas"/>
+          <w:sz w:val="14"/>
+        </w:rPr>
+        <w:t>SHOW PARAMETER db_recovery_file_dest_size</w:t>
+      </w:r>
+    </w:p>
+    <w:p>
+      <w:pPr>
+        <w:pStyle w:val="Heading1"/>
+      </w:pPr>
+      <w:r>
+        <w:t>Troubleshooting rapido</w:t>
+      </w:r>
+    </w:p>
+    <w:tbl>
+      <w:tblPr>
+        <w:tblStyle w:val="TableGrid"/>
+        <w:tblW w:w="5000" w:type="pct"/>
+        <w:tblLook w:val="04A0" w:firstRow="1" w:lastRow="0" w:firstColumn="1" w:lastColumn="0" w:noHBand="0" w:noVBand="1"/>
+      </w:tblPr>
+      <w:tblGrid>
+        <w:gridCol w:w="4988"/>
+        <w:gridCol w:w="4988"/>
+      </w:tblGrid>
+      <w:tr>
+        <w:tc>
+          <w:tcPr>
+            <w:tcW w:w="2500" w:type="pct"/>
+            <w:shd w:val="clear" w:color="auto" w:fill="E6E6E6"/>
+          </w:tcPr>
+          <w:p>
+            <w:pPr>
+              <w:rPr>
+                <w:b/>
+                <w:sz w:val="15"/>
+              </w:rPr>
+            </w:pPr>
+            <w:r>
+              <w:rPr>
+                <w:b/>
+                <w:sz w:val="15"/>
+              </w:rPr>
+              <w:t>Problema</w:t>
+            </w:r>
+          </w:p>
+        </w:tc>
+        <w:tc>
+          <w:tcPr>
+            <w:tcW w:w="2500" w:type="pct"/>
+            <w:shd w:val="clear" w:color="auto" w:fill="E6E6E6"/>
+          </w:tcPr>
+          <w:p>
+            <w:pPr>
+              <w:rPr>
+                <w:b/>
+                <w:sz w:val="15"/>
+              </w:rPr>
+            </w:pPr>
+            <w:r>
+              <w:rPr>
+                <w:b/>
+                <w:sz w:val="15"/>
+              </w:rPr>
+              <w:t>Azione</w:t>
+            </w:r>
+          </w:p>
+        </w:tc>
+      </w:tr>
+      <w:tr>
+        <w:tc>
+          <w:tcPr>
+            <w:tcW w:w="2500" w:type="pct"/>
+          </w:tcPr>
+          <w:p>
+            <w:pPr>
+              <w:rPr>
+                <w:sz w:val="15"/>
+              </w:rPr>
+            </w:pPr>
+            <w:r>
+              <w:rPr>
+                <w:sz w:val="15"/>
+              </w:rPr>
+              <w:t>Il SID single non include sito e ambiente</w:t>
+            </w:r>
+          </w:p>
+        </w:tc>
+        <w:tc>
+          <w:tcPr>
+            <w:tcW w:w="2500" w:type="pct"/>
+          </w:tcPr>
+          <w:p>
+            <w:pPr>
+              <w:rPr>
+                <w:sz w:val="15"/>
+              </w:rPr>
+            </w:pPr>
+            <w:r>
+              <w:rPr>
+                <w:sz w:val="15"/>
+              </w:rPr>
+              <w:t>Impostare M24SHAMSPEC secondo la convenzione PEYTECH; mantenere distinto db_name=M24SHAMS.</w:t>
+            </w:r>
+          </w:p>
+        </w:tc>
+      </w:tr>
+      <w:tr>
+        <w:tc>
+          <w:tcPr>
+            <w:tcW w:w="2500" w:type="pct"/>
+          </w:tcPr>
+          <w:p>
+            <w:pPr>
+              <w:rPr>
+                <w:sz w:val="15"/>
+              </w:rPr>
+            </w:pPr>
+            <w:r>
+              <w:rPr>
+                <w:sz w:val="15"/>
+              </w:rPr>
+              <w:t>DBCA calcola DB_NAME non coerente</w:t>
+            </w:r>
+          </w:p>
+        </w:tc>
+        <w:tc>
+          <w:tcPr>
+            <w:tcW w:w="2500" w:type="pct"/>
+          </w:tcPr>
+          <w:p>
+            <w:pPr>
+              <w:rPr>
+                <w:sz w:val="15"/>
+              </w:rPr>
+            </w:pPr>
+            <w:r>
+              <w:rPr>
+                <w:sz w:val="15"/>
+              </w:rPr>
+              <w:t>Correggere db_name=M24SHAMS in All Initialization Parameters, includerlo nello SPFILE e verificare gli script generati.</w:t>
+            </w:r>
+          </w:p>
+        </w:tc>
+      </w:tr>
+      <w:tr>
+        <w:tc>
+          <w:tcPr>
+            <w:tcW w:w="2500" w:type="pct"/>
+          </w:tcPr>
+          <w:p>
+            <w:pPr>
+              <w:rPr>
+                <w:sz w:val="15"/>
+              </w:rPr>
+            </w:pPr>
+            <w:r>
+              <w:rPr>
+                <w:sz w:val="15"/>
+              </w:rPr>
+              <w:t>FRA punta a DATA</w:t>
+            </w:r>
+          </w:p>
+        </w:tc>
+        <w:tc>
+          <w:tcPr>
+            <w:tcW w:w="2500" w:type="pct"/>
+          </w:tcPr>
+          <w:p>
+            <w:pPr>
+              <w:rPr>
+                <w:sz w:val="15"/>
+              </w:rPr>
+            </w:pPr>
+            <w:r>
+              <w:rPr>
+                <w:sz w:val="15"/>
+              </w:rPr>
+              <w:t>Tornare alla schermata Fast Recovery Option e scegliere +M24SHAMS_FRA.</w:t>
+            </w:r>
+          </w:p>
+        </w:tc>
+      </w:tr>
+      <w:tr>
+        <w:tc>
+          <w:tcPr>
+            <w:tcW w:w="2500" w:type="pct"/>
+          </w:tcPr>
+          <w:p>
+            <w:pPr>
+              <w:rPr>
+                <w:sz w:val="15"/>
+              </w:rPr>
+            </w:pPr>
+            <w:r>
+              <w:rPr>
+                <w:sz w:val="15"/>
+              </w:rPr>
+              <w:t>Il listener DG non compare</w:t>
+            </w:r>
+          </w:p>
+        </w:tc>
+        <w:tc>
+          <w:tcPr>
+            <w:tcW w:w="2500" w:type="pct"/>
+          </w:tcPr>
+          <w:p>
+            <w:pPr>
+              <w:rPr>
+                <w:sz w:val="15"/>
+              </w:rPr>
+            </w:pPr>
+            <w:r>
+              <w:rPr>
+                <w:sz w:val="15"/>
+              </w:rPr>
+              <w:t>Configurare prima il listener GI 1531 nell'allegato host; non crearne uno DB Home duplicato.</w:t>
+            </w:r>
+          </w:p>
+        </w:tc>
+      </w:tr>
+      <w:tr>
+        <w:tc>
+          <w:tcPr>
+            <w:tcW w:w="2500" w:type="pct"/>
+          </w:tcPr>
+          <w:p>
+            <w:pPr>
+              <w:rPr>
+                <w:sz w:val="15"/>
+              </w:rPr>
+            </w:pPr>
+            <w:r>
+              <w:rPr>
+                <w:sz w:val="15"/>
+              </w:rPr>
+              <w:t>Una option applicativa e' dubbia</w:t>
+            </w:r>
+          </w:p>
+        </w:tc>
+        <w:tc>
+          <w:tcPr>
+            <w:tcW w:w="2500" w:type="pct"/>
+          </w:tcPr>
+          <w:p>
+            <w:pPr>
+              <w:rPr>
+                <w:sz w:val="15"/>
+              </w:rPr>
+            </w:pPr>
+            <w:r>
+              <w:rPr>
+                <w:sz w:val="15"/>
+              </w:rPr>
+              <w:t>Fermare il change e ottenere conferma applicativa/licenza prima della generazione script.</w:t>
+            </w:r>
+          </w:p>
+        </w:tc>
+      </w:tr>
+      <w:tr>
+        <w:tc>
+          <w:tcPr>
+            <w:tcW w:w="2500" w:type="pct"/>
+          </w:tcPr>
+          <w:p>
+            <w:pPr>
+              <w:rPr>
+                <w:sz w:val="15"/>
+              </w:rPr>
+            </w:pPr>
+            <w:r>
+              <w:rPr>
+                <w:sz w:val="15"/>
+              </w:rPr>
+              <w:t>Il wizard e' gia' arrivato alla creazione diretta</w:t>
+            </w:r>
+          </w:p>
+        </w:tc>
+        <w:tc>
+          <w:tcPr>
+            <w:tcW w:w="2500" w:type="pct"/>
+          </w:tcPr>
+          <w:p>
+            <w:pPr>
+              <w:rPr>
+                <w:sz w:val="15"/>
+              </w:rPr>
+            </w:pPr>
+            <w:r>
+              <w:rPr>
+                <w:sz w:val="15"/>
+              </w:rPr>
+              <w:t>Annullare, riaprire DBCA e scegliere la generazione script; non promuovere un database creato fuori dal percorso approvato.</w:t>
             </w:r>
           </w:p>
         </w:tc>
@@ -12532,7 +15855,7 @@
     <w:link w:val="Heading1Char"/>
     <w:uiPriority w:val="9"/>
     <w:qFormat/>
-    <w:rsid w:val="00D416E1"/>
+    <w:rsid w:val="00F31ED3"/>
     <w:pPr>
       <w:keepNext/>
       <w:keepLines/>
@@ -12554,7 +15877,7 @@
     <w:uiPriority w:val="9"/>
     <w:unhideWhenUsed/>
     <w:qFormat/>
-    <w:rsid w:val="00D416E1"/>
+    <w:rsid w:val="00F31ED3"/>
     <w:pPr>
       <w:keepNext/>
       <w:keepLines/>
@@ -12577,7 +15900,7 @@
     <w:semiHidden/>
     <w:unhideWhenUsed/>
     <w:qFormat/>
-    <w:rsid w:val="00D416E1"/>
+    <w:rsid w:val="00F31ED3"/>
     <w:pPr>
       <w:keepNext/>
       <w:keepLines/>
@@ -12600,7 +15923,7 @@
     <w:semiHidden/>
     <w:unhideWhenUsed/>
     <w:qFormat/>
-    <w:rsid w:val="00D416E1"/>
+    <w:rsid w:val="00F31ED3"/>
     <w:pPr>
       <w:keepNext/>
       <w:keepLines/>
@@ -12623,7 +15946,7 @@
     <w:semiHidden/>
     <w:unhideWhenUsed/>
     <w:qFormat/>
-    <w:rsid w:val="00D416E1"/>
+    <w:rsid w:val="00F31ED3"/>
     <w:pPr>
       <w:keepNext/>
       <w:keepLines/>
@@ -12644,7 +15967,7 @@
     <w:semiHidden/>
     <w:unhideWhenUsed/>
     <w:qFormat/>
-    <w:rsid w:val="00D416E1"/>
+    <w:rsid w:val="00F31ED3"/>
     <w:pPr>
       <w:keepNext/>
       <w:keepLines/>
@@ -12667,7 +15990,7 @@
     <w:semiHidden/>
     <w:unhideWhenUsed/>
     <w:qFormat/>
-    <w:rsid w:val="00D416E1"/>
+    <w:rsid w:val="00F31ED3"/>
     <w:pPr>
       <w:keepNext/>
       <w:keepLines/>
@@ -12688,7 +16011,7 @@
     <w:semiHidden/>
     <w:unhideWhenUsed/>
     <w:qFormat/>
-    <w:rsid w:val="00D416E1"/>
+    <w:rsid w:val="00F31ED3"/>
     <w:pPr>
       <w:keepNext/>
       <w:keepLines/>
@@ -12711,7 +16034,7 @@
     <w:semiHidden/>
     <w:unhideWhenUsed/>
     <w:qFormat/>
-    <w:rsid w:val="00D416E1"/>
+    <w:rsid w:val="00F31ED3"/>
     <w:pPr>
       <w:keepNext/>
       <w:keepLines/>
@@ -12755,7 +16078,7 @@
     <w:basedOn w:val="DefaultParagraphFont"/>
     <w:link w:val="Heading1"/>
     <w:uiPriority w:val="9"/>
-    <w:rsid w:val="00D416E1"/>
+    <w:rsid w:val="00F31ED3"/>
     <w:rPr>
       <w:rFonts w:ascii="Aptos Display" w:eastAsiaTheme="majorEastAsia" w:hAnsi="Aptos Display" w:cstheme="majorBidi"/>
       <w:color w:val="003B75"/>
@@ -12768,7 +16091,7 @@
     <w:basedOn w:val="DefaultParagraphFont"/>
     <w:link w:val="Heading2"/>
     <w:uiPriority w:val="9"/>
-    <w:rsid w:val="00D416E1"/>
+    <w:rsid w:val="00F31ED3"/>
     <w:rPr>
       <w:rFonts w:ascii="Aptos Display" w:eastAsiaTheme="majorEastAsia" w:hAnsi="Aptos Display" w:cstheme="majorBidi"/>
       <w:color w:val="003B75"/>
@@ -12781,7 +16104,7 @@
     <w:link w:val="Heading3"/>
     <w:uiPriority w:val="9"/>
     <w:semiHidden/>
-    <w:rsid w:val="00D416E1"/>
+    <w:rsid w:val="00F31ED3"/>
     <w:rPr>
       <w:rFonts w:ascii="Aptos Display" w:eastAsiaTheme="majorEastAsia" w:hAnsi="Aptos Display" w:cstheme="majorBidi"/>
       <w:color w:val="003B75"/>
@@ -12795,7 +16118,7 @@
     <w:link w:val="Heading4"/>
     <w:uiPriority w:val="9"/>
     <w:semiHidden/>
-    <w:rsid w:val="00D416E1"/>
+    <w:rsid w:val="00F31ED3"/>
     <w:rPr>
       <w:rFonts w:eastAsiaTheme="majorEastAsia" w:cstheme="majorBidi"/>
       <w:i/>
@@ -12809,7 +16132,7 @@
     <w:link w:val="Heading5"/>
     <w:uiPriority w:val="9"/>
     <w:semiHidden/>
-    <w:rsid w:val="00D416E1"/>
+    <w:rsid w:val="00F31ED3"/>
     <w:rPr>
       <w:rFonts w:eastAsiaTheme="majorEastAsia" w:cstheme="majorBidi"/>
       <w:color w:val="0F4761" w:themeColor="accent1" w:themeShade="BF"/>
@@ -12821,7 +16144,7 @@
     <w:link w:val="Heading6"/>
     <w:uiPriority w:val="9"/>
     <w:semiHidden/>
-    <w:rsid w:val="00D416E1"/>
+    <w:rsid w:val="00F31ED3"/>
     <w:rPr>
       <w:rFonts w:eastAsiaTheme="majorEastAsia" w:cstheme="majorBidi"/>
       <w:i/>
@@ -12835,7 +16158,7 @@
     <w:link w:val="Heading7"/>
     <w:uiPriority w:val="9"/>
     <w:semiHidden/>
-    <w:rsid w:val="00D416E1"/>
+    <w:rsid w:val="00F31ED3"/>
     <w:rPr>
       <w:rFonts w:eastAsiaTheme="majorEastAsia" w:cstheme="majorBidi"/>
       <w:color w:val="595959" w:themeColor="text1" w:themeTint="A6"/>
@@ -12847,7 +16170,7 @@
     <w:link w:val="Heading8"/>
     <w:uiPriority w:val="9"/>
     <w:semiHidden/>
-    <w:rsid w:val="00D416E1"/>
+    <w:rsid w:val="00F31ED3"/>
     <w:rPr>
       <w:rFonts w:eastAsiaTheme="majorEastAsia" w:cstheme="majorBidi"/>
       <w:i/>
@@ -12861,7 +16184,7 @@
     <w:link w:val="Heading9"/>
     <w:uiPriority w:val="9"/>
     <w:semiHidden/>
-    <w:rsid w:val="00D416E1"/>
+    <w:rsid w:val="00F31ED3"/>
     <w:rPr>
       <w:rFonts w:eastAsiaTheme="majorEastAsia" w:cstheme="majorBidi"/>
       <w:color w:val="272727" w:themeColor="text1" w:themeTint="D8"/>
@@ -12874,7 +16197,7 @@
     <w:link w:val="TitleChar"/>
     <w:uiPriority w:val="10"/>
     <w:qFormat/>
-    <w:rsid w:val="00D416E1"/>
+    <w:rsid w:val="00F31ED3"/>
     <w:pPr>
       <w:spacing w:before="120" w:line="240" w:lineRule="auto"/>
       <w:contextualSpacing/>
@@ -12893,7 +16216,7 @@
     <w:basedOn w:val="DefaultParagraphFont"/>
     <w:link w:val="Title"/>
     <w:uiPriority w:val="10"/>
-    <w:rsid w:val="00D416E1"/>
+    <w:rsid w:val="00F31ED3"/>
     <w:rPr>
       <w:rFonts w:ascii="Aptos Display" w:eastAsiaTheme="majorEastAsia" w:hAnsi="Aptos Display" w:cstheme="majorBidi"/>
       <w:color w:val="003B75"/>
@@ -12910,7 +16233,7 @@
     <w:link w:val="SubtitleChar"/>
     <w:uiPriority w:val="11"/>
     <w:qFormat/>
-    <w:rsid w:val="00D416E1"/>
+    <w:rsid w:val="00F31ED3"/>
     <w:pPr>
       <w:numPr>
         <w:ilvl w:val="1"/>
@@ -12929,7 +16252,7 @@
     <w:basedOn w:val="DefaultParagraphFont"/>
     <w:link w:val="Subtitle"/>
     <w:uiPriority w:val="11"/>
-    <w:rsid w:val="00D416E1"/>
+    <w:rsid w:val="00F31ED3"/>
     <w:rPr>
       <w:rFonts w:eastAsiaTheme="majorEastAsia" w:cstheme="majorBidi"/>
       <w:color w:val="595959" w:themeColor="text1" w:themeTint="A6"/>
@@ -12945,7 +16268,7 @@
     <w:link w:val="QuoteChar"/>
     <w:uiPriority w:val="29"/>
     <w:qFormat/>
-    <w:rsid w:val="00D416E1"/>
+    <w:rsid w:val="00F31ED3"/>
     <w:pPr>
       <w:spacing w:before="160"/>
       <w:jc w:val="center"/>
@@ -12961,7 +16284,7 @@
     <w:basedOn w:val="DefaultParagraphFont"/>
     <w:link w:val="Quote"/>
     <w:uiPriority w:val="29"/>
-    <w:rsid w:val="00D416E1"/>
+    <w:rsid w:val="00F31ED3"/>
     <w:rPr>
       <w:i/>
       <w:iCs/>
@@ -12973,7 +16296,7 @@
     <w:basedOn w:val="Normal"/>
     <w:uiPriority w:val="34"/>
     <w:qFormat/>
-    <w:rsid w:val="00D416E1"/>
+    <w:rsid w:val="00F31ED3"/>
     <w:pPr>
       <w:ind w:left="720"/>
       <w:contextualSpacing/>
@@ -12984,7 +16307,7 @@
     <w:basedOn w:val="DefaultParagraphFont"/>
     <w:uiPriority w:val="21"/>
     <w:qFormat/>
-    <w:rsid w:val="00D416E1"/>
+    <w:rsid w:val="00F31ED3"/>
     <w:rPr>
       <w:i/>
       <w:iCs/>
@@ -12998,7 +16321,7 @@
     <w:link w:val="IntenseQuoteChar"/>
     <w:uiPriority w:val="30"/>
     <w:qFormat/>
-    <w:rsid w:val="00D416E1"/>
+    <w:rsid w:val="00F31ED3"/>
     <w:pPr>
       <w:pBdr>
         <w:top w:val="single" w:sz="4" w:space="10" w:color="0F4761" w:themeColor="accent1" w:themeShade="BF"/>
@@ -13019,7 +16342,7 @@
     <w:basedOn w:val="DefaultParagraphFont"/>
     <w:link w:val="IntenseQuote"/>
     <w:uiPriority w:val="30"/>
-    <w:rsid w:val="00D416E1"/>
+    <w:rsid w:val="00F31ED3"/>
     <w:rPr>
       <w:i/>
       <w:iCs/>
@@ -13031,7 +16354,7 @@
     <w:basedOn w:val="DefaultParagraphFont"/>
     <w:uiPriority w:val="32"/>
     <w:qFormat/>
-    <w:rsid w:val="00D416E1"/>
+    <w:rsid w:val="00F31ED3"/>
     <w:rPr>
       <w:b/>
       <w:bCs/>
@@ -13046,7 +16369,7 @@
     <w:link w:val="HeaderChar"/>
     <w:uiPriority w:val="99"/>
     <w:unhideWhenUsed/>
-    <w:rsid w:val="00D416E1"/>
+    <w:rsid w:val="00F31ED3"/>
     <w:pPr>
       <w:tabs>
         <w:tab w:val="center" w:pos="4513"/>
@@ -13060,7 +16383,7 @@
     <w:basedOn w:val="DefaultParagraphFont"/>
     <w:link w:val="Header"/>
     <w:uiPriority w:val="99"/>
-    <w:rsid w:val="00D416E1"/>
+    <w:rsid w:val="00F31ED3"/>
     <w:rPr>
       <w:rFonts w:ascii="Aptos" w:hAnsi="Aptos"/>
       <w:sz w:val="18"/>
@@ -13072,7 +16395,7 @@
     <w:link w:val="FooterChar"/>
     <w:uiPriority w:val="99"/>
     <w:unhideWhenUsed/>
-    <w:rsid w:val="00D416E1"/>
+    <w:rsid w:val="00F31ED3"/>
     <w:pPr>
       <w:tabs>
         <w:tab w:val="center" w:pos="4513"/>
@@ -13086,7 +16409,7 @@
     <w:basedOn w:val="DefaultParagraphFont"/>
     <w:link w:val="Footer"/>
     <w:uiPriority w:val="99"/>
-    <w:rsid w:val="00D416E1"/>
+    <w:rsid w:val="00F31ED3"/>
     <w:rPr>
       <w:rFonts w:ascii="Aptos" w:hAnsi="Aptos"/>
       <w:sz w:val="18"/>
@@ -13096,7 +16419,7 @@
     <w:name w:val="Table Grid"/>
     <w:basedOn w:val="TableNormal"/>
     <w:uiPriority w:val="39"/>
-    <w:rsid w:val="00D416E1"/>
+    <w:rsid w:val="00F31ED3"/>
     <w:pPr>
       <w:spacing w:after="0" w:line="240" w:lineRule="auto"/>
     </w:pPr>
